--- a/_task/book-scrape/如何明白圣经-how-to-understand-your-bible/如何明白圣经.docx
+++ b/_task/book-scrape/如何明白圣经-how-to-understand-your-bible/如何明白圣经.docx
@@ -809,13 +809,13 @@
     </w:p>
     <w:p>
       <w:pPr>
-        <w:spacing w:before="240" w:after="120"/>
+        <w:spacing w:before="320" w:after="160"/>
       </w:pPr>
       <w:r>
         <w:rPr>
           <w:rFonts w:ascii="Arial" w:hAnsi="Arial" w:eastAsia="黑体"/>
           <w:b/>
-          <w:sz w:val="26"/>
+          <w:sz w:val="30"/>
         </w:rPr>
         <w:t>圣经教师</w:t>
       </w:r>
@@ -864,13 +864,13 @@
     </w:p>
     <w:p>
       <w:pPr>
-        <w:spacing w:before="240" w:after="120"/>
+        <w:spacing w:before="320" w:after="160"/>
       </w:pPr>
       <w:r>
         <w:rPr>
           <w:rFonts w:ascii="Arial" w:hAnsi="Arial" w:eastAsia="黑体"/>
           <w:b/>
-          <w:sz w:val="26"/>
+          <w:sz w:val="30"/>
         </w:rPr>
         <w:t>圣灵的教导</w:t>
       </w:r>
@@ -999,13 +999,13 @@
     </w:p>
     <w:p>
       <w:pPr>
-        <w:spacing w:before="240" w:after="120"/>
+        <w:spacing w:before="320" w:after="160"/>
       </w:pPr>
       <w:r>
         <w:rPr>
           <w:rFonts w:ascii="Arial" w:hAnsi="Arial" w:eastAsia="黑体"/>
           <w:b/>
-          <w:sz w:val="26"/>
+          <w:sz w:val="30"/>
         </w:rPr>
         <w:t>我们可以完全明白圣经吗？</w:t>
       </w:r>
@@ -1468,13 +1468,13 @@
     </w:p>
     <w:p>
       <w:pPr>
-        <w:spacing w:before="240" w:after="120"/>
+        <w:spacing w:before="320" w:after="160"/>
       </w:pPr>
       <w:r>
         <w:rPr>
           <w:rFonts w:ascii="Arial" w:hAnsi="Arial" w:eastAsia="黑体"/>
           <w:b/>
-          <w:sz w:val="26"/>
+          <w:sz w:val="30"/>
         </w:rPr>
         <w:t>艰深难解的经文</w:t>
       </w:r>
@@ -1537,13 +1537,13 @@
     </w:p>
     <w:p>
       <w:pPr>
-        <w:spacing w:before="240" w:after="120"/>
+        <w:spacing w:before="320" w:after="160"/>
       </w:pPr>
       <w:r>
         <w:rPr>
           <w:rFonts w:ascii="Arial" w:hAnsi="Arial" w:eastAsia="黑体"/>
           <w:b/>
-          <w:sz w:val="26"/>
+          <w:sz w:val="30"/>
         </w:rPr>
         <w:t>彼此沟通</w:t>
       </w:r>
@@ -1656,13 +1656,13 @@
     </w:p>
     <w:p>
       <w:pPr>
-        <w:spacing w:before="240" w:after="120"/>
+        <w:spacing w:before="320" w:after="160"/>
       </w:pPr>
       <w:r>
         <w:rPr>
           <w:rFonts w:ascii="Arial" w:hAnsi="Arial" w:eastAsia="黑体"/>
           <w:b/>
-          <w:sz w:val="26"/>
+          <w:sz w:val="30"/>
         </w:rPr>
         <w:t>正确解经原则之重要性</w:t>
       </w:r>
@@ -1842,13 +1842,13 @@
     </w:p>
     <w:p>
       <w:pPr>
-        <w:spacing w:before="240" w:after="120"/>
+        <w:spacing w:before="320" w:after="160"/>
       </w:pPr>
       <w:r>
         <w:rPr>
           <w:rFonts w:ascii="Arial" w:hAnsi="Arial" w:eastAsia="黑体"/>
           <w:b/>
-          <w:sz w:val="26"/>
+          <w:sz w:val="30"/>
         </w:rPr>
         <w:t>基本的信念</w:t>
       </w:r>
@@ -2260,13 +2260,13 @@
     </w:p>
     <w:p>
       <w:pPr>
-        <w:spacing w:before="240" w:after="120"/>
+        <w:spacing w:before="320" w:after="160"/>
       </w:pPr>
       <w:r>
         <w:rPr>
           <w:rFonts w:ascii="Arial" w:hAnsi="Arial" w:eastAsia="黑体"/>
           <w:b/>
-          <w:sz w:val="26"/>
+          <w:sz w:val="30"/>
         </w:rPr>
         <w:t>解经的基本工具</w:t>
       </w:r>
@@ -2481,13 +2481,13 @@
     </w:p>
     <w:p>
       <w:pPr>
-        <w:spacing w:before="240" w:after="120"/>
+        <w:spacing w:before="320" w:after="160"/>
       </w:pPr>
       <w:r>
         <w:rPr>
           <w:rFonts w:ascii="Arial" w:hAnsi="Arial" w:eastAsia="黑体"/>
           <w:b/>
-          <w:sz w:val="26"/>
+          <w:sz w:val="30"/>
         </w:rPr>
         <w:t>其他的工具</w:t>
       </w:r>
@@ -2596,13 +2596,13 @@
     </w:p>
     <w:p>
       <w:pPr>
-        <w:spacing w:before="240" w:after="120"/>
+        <w:spacing w:before="320" w:after="160"/>
       </w:pPr>
       <w:r>
         <w:rPr>
           <w:rFonts w:ascii="Arial" w:hAnsi="Arial" w:eastAsia="黑体"/>
           <w:b/>
-          <w:sz w:val="26"/>
+          <w:sz w:val="30"/>
         </w:rPr>
         <w:t>使用工具的方法</w:t>
       </w:r>
@@ -3562,13 +3562,13 @@
     </w:p>
     <w:p>
       <w:pPr>
-        <w:spacing w:before="240" w:after="120"/>
+        <w:spacing w:before="320" w:after="160"/>
       </w:pPr>
       <w:r>
         <w:rPr>
           <w:rFonts w:ascii="Arial" w:hAnsi="Arial" w:eastAsia="黑体"/>
           <w:b/>
-          <w:sz w:val="26"/>
+          <w:sz w:val="30"/>
         </w:rPr>
         <w:t>解释上下文的指引</w:t>
       </w:r>
@@ -3673,13 +3673,13 @@
     </w:p>
     <w:p>
       <w:pPr>
-        <w:spacing w:before="240" w:after="120"/>
+        <w:spacing w:before="320" w:after="160"/>
       </w:pPr>
       <w:r>
         <w:rPr>
           <w:rFonts w:ascii="Arial" w:hAnsi="Arial" w:eastAsia="黑体"/>
           <w:b/>
-          <w:sz w:val="26"/>
+          <w:sz w:val="30"/>
         </w:rPr>
         <w:t>实例示范</w:t>
       </w:r>
@@ -3756,13 +3756,13 @@
     </w:p>
     <w:p>
       <w:pPr>
-        <w:spacing w:before="240" w:after="120"/>
+        <w:spacing w:before="320" w:after="160"/>
       </w:pPr>
       <w:r>
         <w:rPr>
           <w:rFonts w:ascii="Arial" w:hAnsi="Arial" w:eastAsia="黑体"/>
           <w:b/>
-          <w:sz w:val="26"/>
+          <w:sz w:val="30"/>
         </w:rPr>
         <w:t>无论何时都需要参考上下文吗？</w:t>
       </w:r>
@@ -4052,13 +4052,13 @@
     </w:p>
     <w:p>
       <w:pPr>
-        <w:spacing w:before="240" w:after="120"/>
+        <w:spacing w:before="320" w:after="160"/>
       </w:pPr>
       <w:r>
         <w:rPr>
           <w:rFonts w:ascii="Arial" w:hAnsi="Arial" w:eastAsia="黑体"/>
           <w:b/>
-          <w:sz w:val="26"/>
+          <w:sz w:val="30"/>
         </w:rPr>
         <w:t>如何做字的查考</w:t>
       </w:r>
@@ -4398,13 +4398,13 @@
     </w:p>
     <w:p>
       <w:pPr>
-        <w:spacing w:before="240" w:after="120"/>
+        <w:spacing w:before="320" w:after="160"/>
       </w:pPr>
       <w:r>
         <w:rPr>
           <w:rFonts w:ascii="Arial" w:hAnsi="Arial" w:eastAsia="黑体"/>
           <w:b/>
-          <w:sz w:val="26"/>
+          <w:sz w:val="30"/>
         </w:rPr>
         <w:t>文法的各种词类</w:t>
       </w:r>
@@ -4453,13 +4453,13 @@
     </w:p>
     <w:p>
       <w:pPr>
-        <w:spacing w:before="240" w:after="120"/>
+        <w:spacing w:before="320" w:after="160"/>
       </w:pPr>
       <w:r>
         <w:rPr>
           <w:rFonts w:ascii="Arial" w:hAnsi="Arial" w:eastAsia="黑体"/>
           <w:b/>
-          <w:sz w:val="26"/>
+          <w:sz w:val="30"/>
         </w:rPr>
         <w:t>动词、动词的形式</w:t>
       </w:r>
@@ -4616,13 +4616,13 @@
     </w:p>
     <w:p>
       <w:pPr>
-        <w:spacing w:before="240" w:after="120"/>
+        <w:spacing w:before="320" w:after="160"/>
       </w:pPr>
       <w:r>
         <w:rPr>
           <w:rFonts w:ascii="Arial" w:hAnsi="Arial" w:eastAsia="黑体"/>
           <w:b/>
-          <w:sz w:val="26"/>
+          <w:sz w:val="30"/>
         </w:rPr>
         <w:t>代名词、所有格、连接词</w:t>
       </w:r>
@@ -4769,13 +4769,13 @@
     </w:p>
     <w:p>
       <w:pPr>
-        <w:spacing w:before="240" w:after="120"/>
+        <w:spacing w:before="320" w:after="160"/>
       </w:pPr>
       <w:r>
         <w:rPr>
           <w:rFonts w:ascii="Arial" w:hAnsi="Arial" w:eastAsia="黑体"/>
           <w:b/>
-          <w:sz w:val="26"/>
+          <w:sz w:val="30"/>
         </w:rPr>
         <w:t>其他指引</w:t>
       </w:r>
@@ -5125,13 +5125,13 @@
     </w:p>
     <w:p>
       <w:pPr>
-        <w:spacing w:before="240" w:after="120"/>
+        <w:spacing w:before="320" w:after="160"/>
       </w:pPr>
       <w:r>
         <w:rPr>
           <w:rFonts w:ascii="Arial" w:hAnsi="Arial" w:eastAsia="黑体"/>
           <w:b/>
-          <w:sz w:val="26"/>
+          <w:sz w:val="30"/>
         </w:rPr>
         <w:t>作者的主旨</w:t>
       </w:r>
@@ -5194,13 +5194,13 @@
     </w:p>
     <w:p>
       <w:pPr>
-        <w:spacing w:before="240" w:after="120"/>
+        <w:spacing w:before="320" w:after="160"/>
       </w:pPr>
       <w:r>
         <w:rPr>
           <w:rFonts w:ascii="Arial" w:hAnsi="Arial" w:eastAsia="黑体"/>
           <w:b/>
-          <w:sz w:val="26"/>
+          <w:sz w:val="30"/>
         </w:rPr>
         <w:t>作者的大纲</w:t>
       </w:r>
@@ -5249,13 +5249,13 @@
     </w:p>
     <w:p>
       <w:pPr>
-        <w:spacing w:before="240" w:after="120"/>
+        <w:spacing w:before="320" w:after="160"/>
       </w:pPr>
       <w:r>
         <w:rPr>
           <w:rFonts w:ascii="Arial" w:hAnsi="Arial" w:eastAsia="黑体"/>
           <w:b/>
-          <w:sz w:val="26"/>
+          <w:sz w:val="30"/>
         </w:rPr>
         <w:t>找出主旨和大纲</w:t>
       </w:r>
@@ -5731,13 +5731,13 @@
     </w:p>
     <w:p>
       <w:pPr>
-        <w:spacing w:before="240" w:after="120"/>
+        <w:spacing w:before="320" w:after="160"/>
       </w:pPr>
       <w:r>
         <w:rPr>
           <w:rFonts w:ascii="Arial" w:hAnsi="Arial" w:eastAsia="黑体"/>
           <w:b/>
-          <w:sz w:val="26"/>
+          <w:sz w:val="30"/>
         </w:rPr>
         <w:t>怎样得到圣经的背景</w:t>
       </w:r>
@@ -5882,13 +5882,13 @@
     </w:p>
     <w:p>
       <w:pPr>
-        <w:spacing w:before="240" w:after="120"/>
+        <w:spacing w:before="320" w:after="160"/>
       </w:pPr>
       <w:r>
         <w:rPr>
           <w:rFonts w:ascii="Arial" w:hAnsi="Arial" w:eastAsia="黑体"/>
           <w:b/>
-          <w:sz w:val="26"/>
+          <w:sz w:val="30"/>
         </w:rPr>
         <w:t>以背景为帮助解经的三个指引</w:t>
       </w:r>
@@ -6216,13 +6216,13 @@
     </w:p>
     <w:p>
       <w:pPr>
-        <w:spacing w:before="240" w:after="120"/>
+        <w:spacing w:before="320" w:after="160"/>
       </w:pPr>
       <w:r>
         <w:rPr>
           <w:rFonts w:ascii="Arial" w:hAnsi="Arial" w:eastAsia="黑体"/>
           <w:b/>
-          <w:sz w:val="26"/>
+          <w:sz w:val="30"/>
         </w:rPr>
         <w:t>对应经文</w:t>
       </w:r>
@@ -6343,13 +6343,13 @@
     </w:p>
     <w:p>
       <w:pPr>
-        <w:spacing w:before="240" w:after="120"/>
+        <w:spacing w:before="320" w:after="160"/>
       </w:pPr>
       <w:r>
         <w:rPr>
           <w:rFonts w:ascii="Arial" w:hAnsi="Arial" w:eastAsia="黑体"/>
           <w:b/>
-          <w:sz w:val="26"/>
+          <w:sz w:val="30"/>
         </w:rPr>
         <w:t>认识整本圣经</w:t>
       </w:r>
@@ -6550,13 +6550,13 @@
     </w:p>
     <w:p>
       <w:pPr>
-        <w:spacing w:before="240" w:after="120"/>
+        <w:spacing w:before="320" w:after="160"/>
       </w:pPr>
       <w:r>
         <w:rPr>
           <w:rFonts w:ascii="Arial" w:hAnsi="Arial" w:eastAsia="黑体"/>
           <w:b/>
-          <w:sz w:val="26"/>
+          <w:sz w:val="30"/>
         </w:rPr>
         <w:t>比较法（Figures of Comparison）</w:t>
       </w:r>
@@ -6703,13 +6703,13 @@
     </w:p>
     <w:p>
       <w:pPr>
-        <w:spacing w:before="240" w:after="120"/>
+        <w:spacing w:before="320" w:after="160"/>
       </w:pPr>
       <w:r>
         <w:rPr>
           <w:rFonts w:ascii="Arial" w:hAnsi="Arial" w:eastAsia="黑体"/>
           <w:b/>
-          <w:sz w:val="26"/>
+          <w:sz w:val="30"/>
         </w:rPr>
         <w:t>比较法解经的指引</w:t>
       </w:r>
@@ -6796,13 +6796,13 @@
     </w:p>
     <w:p>
       <w:pPr>
-        <w:spacing w:before="240" w:after="120"/>
+        <w:spacing w:before="320" w:after="160"/>
       </w:pPr>
       <w:r>
         <w:rPr>
           <w:rFonts w:ascii="Arial" w:hAnsi="Arial" w:eastAsia="黑体"/>
           <w:b/>
-          <w:sz w:val="26"/>
+          <w:sz w:val="30"/>
         </w:rPr>
         <w:t>关连法（Figures of Relation）</w:t>
       </w:r>
@@ -6921,13 +6921,13 @@
     </w:p>
     <w:p>
       <w:pPr>
-        <w:spacing w:before="240" w:after="120"/>
+        <w:spacing w:before="320" w:after="160"/>
       </w:pPr>
       <w:r>
         <w:rPr>
           <w:rFonts w:ascii="Arial" w:hAnsi="Arial" w:eastAsia="黑体"/>
           <w:b/>
-          <w:sz w:val="26"/>
+          <w:sz w:val="30"/>
         </w:rPr>
         <w:t>其他的修辞法</w:t>
       </w:r>
@@ -7289,13 +7289,13 @@
     </w:p>
     <w:p>
       <w:pPr>
-        <w:spacing w:before="240" w:after="120"/>
+        <w:spacing w:before="320" w:after="160"/>
       </w:pPr>
       <w:r>
         <w:rPr>
           <w:rFonts w:ascii="Arial" w:hAnsi="Arial" w:eastAsia="黑体"/>
           <w:b/>
-          <w:sz w:val="26"/>
+          <w:sz w:val="30"/>
         </w:rPr>
         <w:t>数目字表记（Symbolic Numbers）</w:t>
       </w:r>
@@ -7344,13 +7344,13 @@
     </w:p>
     <w:p>
       <w:pPr>
-        <w:spacing w:before="240" w:after="120"/>
+        <w:spacing w:before="320" w:after="160"/>
       </w:pPr>
       <w:r>
         <w:rPr>
           <w:rFonts w:ascii="Arial" w:hAnsi="Arial" w:eastAsia="黑体"/>
           <w:b/>
-          <w:sz w:val="26"/>
+          <w:sz w:val="30"/>
         </w:rPr>
         <w:t>表记的解释指引</w:t>
       </w:r>
@@ -7700,13 +7700,13 @@
     </w:p>
     <w:p>
       <w:pPr>
-        <w:spacing w:before="240" w:after="120"/>
+        <w:spacing w:before="320" w:after="160"/>
       </w:pPr>
       <w:r>
         <w:rPr>
           <w:rFonts w:ascii="Arial" w:hAnsi="Arial" w:eastAsia="黑体"/>
           <w:b/>
-          <w:sz w:val="26"/>
+          <w:sz w:val="30"/>
         </w:rPr>
         <w:t>新约的解释</w:t>
       </w:r>
@@ -7939,13 +7939,13 @@
     </w:p>
     <w:p>
       <w:pPr>
-        <w:spacing w:before="240" w:after="120"/>
+        <w:spacing w:before="320" w:after="160"/>
       </w:pPr>
       <w:r>
         <w:rPr>
           <w:rFonts w:ascii="Arial" w:hAnsi="Arial" w:eastAsia="黑体"/>
           <w:b/>
-          <w:sz w:val="26"/>
+          <w:sz w:val="30"/>
         </w:rPr>
         <w:t>可能，但没有确实指明的预表</w:t>
       </w:r>
@@ -8022,13 +8022,13 @@
     </w:p>
     <w:p>
       <w:pPr>
-        <w:spacing w:before="240" w:after="120"/>
+        <w:spacing w:before="320" w:after="160"/>
       </w:pPr>
       <w:r>
         <w:rPr>
           <w:rFonts w:ascii="Arial" w:hAnsi="Arial" w:eastAsia="黑体"/>
           <w:b/>
-          <w:sz w:val="26"/>
+          <w:sz w:val="30"/>
         </w:rPr>
         <w:t>解经的指引</w:t>
       </w:r>
@@ -8335,13 +8335,13 @@
     </w:p>
     <w:p>
       <w:pPr>
-        <w:spacing w:before="240" w:after="120"/>
+        <w:spacing w:before="320" w:after="160"/>
       </w:pPr>
       <w:r>
         <w:rPr>
           <w:rFonts w:ascii="Arial" w:hAnsi="Arial" w:eastAsia="黑体"/>
           <w:b/>
-          <w:sz w:val="26"/>
+          <w:sz w:val="30"/>
         </w:rPr>
         <w:t>预表和表记</w:t>
       </w:r>
@@ -8591,13 +8591,13 @@
     </w:p>
     <w:p>
       <w:pPr>
-        <w:spacing w:before="240" w:after="120"/>
+        <w:spacing w:before="320" w:after="160"/>
       </w:pPr>
       <w:r>
         <w:rPr>
           <w:rFonts w:ascii="Arial" w:hAnsi="Arial" w:eastAsia="黑体"/>
           <w:b/>
-          <w:sz w:val="26"/>
+          <w:sz w:val="30"/>
         </w:rPr>
         <w:t>解释的指引</w:t>
       </w:r>
@@ -8714,13 +8714,13 @@
     </w:p>
     <w:p>
       <w:pPr>
-        <w:spacing w:before="240" w:after="120"/>
+        <w:spacing w:before="320" w:after="160"/>
       </w:pPr>
       <w:r>
         <w:rPr>
           <w:rFonts w:ascii="Arial" w:hAnsi="Arial" w:eastAsia="黑体"/>
           <w:b/>
-          <w:sz w:val="26"/>
+          <w:sz w:val="30"/>
         </w:rPr>
         <w:t>葡萄园的工人</w:t>
       </w:r>
@@ -8881,13 +8881,13 @@
     </w:p>
     <w:p>
       <w:pPr>
-        <w:spacing w:before="240" w:after="120"/>
+        <w:spacing w:before="320" w:after="160"/>
       </w:pPr>
       <w:r>
         <w:rPr>
           <w:rFonts w:ascii="Arial" w:hAnsi="Arial" w:eastAsia="黑体"/>
           <w:b/>
-          <w:sz w:val="26"/>
+          <w:sz w:val="30"/>
         </w:rPr>
         <w:t>寓言</w:t>
       </w:r>
@@ -9024,13 +9024,13 @@
     </w:p>
     <w:p>
       <w:pPr>
-        <w:spacing w:before="240" w:after="120"/>
+        <w:spacing w:before="320" w:after="160"/>
       </w:pPr>
       <w:r>
         <w:rPr>
           <w:rFonts w:ascii="Arial" w:hAnsi="Arial" w:eastAsia="黑体"/>
           <w:b/>
-          <w:sz w:val="26"/>
+          <w:sz w:val="30"/>
         </w:rPr>
         <w:t>解经指引</w:t>
       </w:r>
@@ -9674,13 +9674,13 @@
     </w:p>
     <w:p>
       <w:pPr>
-        <w:spacing w:before="240" w:after="120"/>
+        <w:spacing w:before="320" w:after="160"/>
       </w:pPr>
       <w:r>
         <w:rPr>
           <w:rFonts w:ascii="Arial" w:hAnsi="Arial" w:eastAsia="黑体"/>
           <w:b/>
-          <w:sz w:val="26"/>
+          <w:sz w:val="30"/>
         </w:rPr>
         <w:t>解经指引</w:t>
       </w:r>
@@ -9818,13 +9818,13 @@
     </w:p>
     <w:p>
       <w:pPr>
-        <w:spacing w:before="240" w:after="120"/>
+        <w:spacing w:before="320" w:after="160"/>
       </w:pPr>
       <w:r>
         <w:rPr>
           <w:rFonts w:ascii="Arial" w:hAnsi="Arial" w:eastAsia="黑体"/>
           <w:b/>
-          <w:sz w:val="26"/>
+          <w:sz w:val="30"/>
         </w:rPr>
         <w:t>诗的体裁</w:t>
       </w:r>
@@ -10363,13 +10363,13 @@
     </w:p>
     <w:p>
       <w:pPr>
-        <w:spacing w:before="240" w:after="120"/>
+        <w:spacing w:before="320" w:after="160"/>
       </w:pPr>
       <w:r>
         <w:rPr>
           <w:rFonts w:ascii="Arial" w:hAnsi="Arial" w:eastAsia="黑体"/>
           <w:b/>
-          <w:sz w:val="26"/>
+          <w:sz w:val="30"/>
         </w:rPr>
         <w:t>解经指引</w:t>
       </w:r>
@@ -10647,13 +10647,13 @@
     </w:p>
     <w:p>
       <w:pPr>
-        <w:spacing w:before="240" w:after="120"/>
+        <w:spacing w:before="320" w:after="160"/>
       </w:pPr>
       <w:r>
         <w:rPr>
           <w:rFonts w:ascii="Arial" w:hAnsi="Arial" w:eastAsia="黑体"/>
           <w:b/>
-          <w:sz w:val="26"/>
+          <w:sz w:val="30"/>
         </w:rPr>
         <w:t>预言的特征</w:t>
       </w:r>
@@ -11222,13 +11222,13 @@
     </w:p>
     <w:p>
       <w:pPr>
-        <w:spacing w:before="240" w:after="120"/>
+        <w:spacing w:before="320" w:after="160"/>
       </w:pPr>
       <w:r>
         <w:rPr>
           <w:rFonts w:ascii="Arial" w:hAnsi="Arial" w:eastAsia="黑体"/>
           <w:b/>
-          <w:sz w:val="26"/>
+          <w:sz w:val="30"/>
         </w:rPr>
         <w:t>一个重要的预言</w:t>
       </w:r>
@@ -11475,13 +11475,13 @@
     </w:p>
     <w:p>
       <w:pPr>
-        <w:spacing w:before="240" w:after="120"/>
+        <w:spacing w:before="320" w:after="160"/>
       </w:pPr>
       <w:r>
         <w:rPr>
           <w:rFonts w:ascii="Arial" w:hAnsi="Arial" w:eastAsia="黑体"/>
           <w:b/>
-          <w:sz w:val="26"/>
+          <w:sz w:val="30"/>
         </w:rPr>
         <w:t>解经指引</w:t>
       </w:r>
@@ -11729,13 +11729,13 @@
     </w:p>
     <w:p>
       <w:pPr>
-        <w:spacing w:before="240" w:after="120"/>
+        <w:spacing w:before="320" w:after="160"/>
       </w:pPr>
       <w:r>
         <w:rPr>
           <w:rFonts w:ascii="Arial" w:hAnsi="Arial" w:eastAsia="黑体"/>
           <w:b/>
-          <w:sz w:val="26"/>
+          <w:sz w:val="30"/>
         </w:rPr>
         <w:t>查考圣经教义的方法</w:t>
       </w:r>
@@ -11938,13 +11938,13 @@
     </w:p>
     <w:p>
       <w:pPr>
-        <w:spacing w:before="240" w:after="120"/>
+        <w:spacing w:before="320" w:after="160"/>
       </w:pPr>
       <w:r>
         <w:rPr>
           <w:rFonts w:ascii="Arial" w:hAnsi="Arial" w:eastAsia="黑体"/>
           <w:b/>
-          <w:sz w:val="26"/>
+          <w:sz w:val="30"/>
         </w:rPr>
         <w:t>解经指引</w:t>
       </w:r>
@@ -12433,13 +12433,13 @@
     </w:p>
     <w:p>
       <w:pPr>
-        <w:spacing w:before="240" w:after="120"/>
+        <w:spacing w:before="320" w:after="160"/>
       </w:pPr>
       <w:r>
         <w:rPr>
           <w:rFonts w:ascii="Arial" w:hAnsi="Arial" w:eastAsia="黑体"/>
           <w:b/>
-          <w:sz w:val="26"/>
+          <w:sz w:val="30"/>
         </w:rPr>
         <w:t>三位一体的教义</w:t>
       </w:r>
@@ -12743,13 +12743,13 @@
     </w:p>
     <w:p>
       <w:pPr>
-        <w:spacing w:before="240" w:after="120"/>
+        <w:spacing w:before="320" w:after="160"/>
       </w:pPr>
       <w:r>
         <w:rPr>
           <w:rFonts w:ascii="Arial" w:hAnsi="Arial" w:eastAsia="黑体"/>
           <w:b/>
-          <w:sz w:val="26"/>
+          <w:sz w:val="30"/>
         </w:rPr>
         <w:t>共通点（Points of Unity）</w:t>
       </w:r>
@@ -12990,13 +12990,13 @@
     </w:p>
     <w:p>
       <w:pPr>
-        <w:spacing w:before="240" w:after="120"/>
+        <w:spacing w:before="320" w:after="160"/>
       </w:pPr>
       <w:r>
         <w:rPr>
           <w:rFonts w:ascii="Arial" w:hAnsi="Arial" w:eastAsia="黑体"/>
           <w:b/>
-          <w:sz w:val="26"/>
+          <w:sz w:val="30"/>
         </w:rPr>
         <w:t>对比点（Points of contrast）</w:t>
       </w:r>
@@ -13609,13 +13609,13 @@
     </w:p>
     <w:p>
       <w:pPr>
-        <w:spacing w:before="240" w:after="120"/>
+        <w:spacing w:before="320" w:after="160"/>
       </w:pPr>
       <w:r>
         <w:rPr>
           <w:rFonts w:ascii="Arial" w:hAnsi="Arial" w:eastAsia="黑体"/>
           <w:b/>
-          <w:sz w:val="26"/>
+          <w:sz w:val="30"/>
         </w:rPr>
         <w:t>回应神的信息</w:t>
       </w:r>
@@ -13986,13 +13986,13 @@
     </w:p>
     <w:p>
       <w:pPr>
-        <w:spacing w:before="240" w:after="120"/>
+        <w:spacing w:before="320" w:after="160"/>
       </w:pPr>
       <w:r>
         <w:rPr>
           <w:rFonts w:ascii="Arial" w:hAnsi="Arial" w:eastAsia="黑体"/>
           <w:b/>
-          <w:sz w:val="26"/>
+          <w:sz w:val="30"/>
         </w:rPr>
         <w:t>明白你的圣经</w:t>
       </w:r>

--- a/_task/book-scrape/如何明白圣经-how-to-understand-your-bible/如何明白圣经.docx
+++ b/_task/book-scrape/如何明白圣经-how-to-understand-your-bible/如何明白圣经.docx
@@ -949,10 +949,18 @@
       <w:r>
         <w:rPr>
           <w:rFonts w:ascii="Times New Roman" w:hAnsi="Times New Roman" w:eastAsia="宋体"/>
-          <w:b w:val="0"/>
-          <w:sz w:val="24"/>
-        </w:rPr>
-        <w:t>，我们不要对神没有把握，不相信祂会赐给我们圣经的知识。 我们要毫无怀疑，充满信心地接受圣灵的教导。 如果骄傲是致命的，那么不信也是致命的。 想想看，从神那里学习！我们永不可轻看这个特权。</w:t>
+          <w:b/>
+          <w:sz w:val="24"/>
+        </w:rPr>
+        <w:t>，我们不要对神没有把握，不相信祂会赐给我们圣经的知识</w:t>
+      </w:r>
+      <w:r>
+        <w:rPr>
+          <w:rFonts w:ascii="Times New Roman" w:hAnsi="Times New Roman" w:eastAsia="宋体"/>
+          <w:b w:val="0"/>
+          <w:sz w:val="24"/>
+        </w:rPr>
+        <w:t>。 我们要毫无怀疑，充满信心地接受圣灵的教导。 如果骄傲是致命的，那么不信也是致命的。 想想看，从神那里学习！我们永不可轻看这个特权。</w:t>
       </w:r>
     </w:p>
     <w:p>
@@ -3595,80 +3603,176 @@
       <w:r>
         <w:rPr>
           <w:rFonts w:ascii="Times New Roman" w:hAnsi="Times New Roman" w:eastAsia="宋体"/>
-          <w:b w:val="0"/>
-          <w:sz w:val="24"/>
-        </w:rPr>
-        <w:t>1、思想经文（词、片语和句子）的所有可能意义。你可以找出一个或好几个意义，然后写下来。（当然，你不要想的太玄、太离题。）然后找找看有没有什么解经上的问题？写下来。把经文的意义思考清楚，找出其中的可能问题，这总能给我们带来帮助。</w:t>
-      </w:r>
-    </w:p>
-    <w:p>
-      <w:pPr>
-        <w:jc w:val="both"/>
-        <w:ind w:firstLineChars="200" w:firstLine="480"/>
-      </w:pPr>
-      <w:r>
-        <w:rPr>
-          <w:rFonts w:ascii="Times New Roman" w:hAnsi="Times New Roman" w:eastAsia="宋体"/>
-          <w:b w:val="0"/>
-          <w:sz w:val="24"/>
-        </w:rPr>
-        <w:t>2、要读经文的上下文。要了解一节经文，需要把前后那一段经文读熟；要确定有足够多的上下文。所以，不可以草率地只读几节经文就过去；多读一些上下文，可以使我们得知观念的内容或事情的经过。读第一遍，要从头到尾一次读完，不要想停下来解决问题。第二次以后，就可以仔细地读，把字与字、或思想与思想之间的关联找出来。</w:t>
-      </w:r>
-    </w:p>
-    <w:p>
-      <w:pPr>
-        <w:jc w:val="both"/>
-        <w:ind w:firstLineChars="200" w:firstLine="480"/>
-      </w:pPr>
-      <w:r>
-        <w:rPr>
-          <w:rFonts w:ascii="Times New Roman" w:hAnsi="Times New Roman" w:eastAsia="宋体"/>
-          <w:b w:val="0"/>
-          <w:sz w:val="24"/>
-        </w:rPr>
-        <w:t>3、更仔细地读经文。比如说连接词——它们常常在句子的最前面，要注意它与句子的关系。关于连接词，我们在后面谈到其他的观察原则时，会举例说明。</w:t>
-      </w:r>
-    </w:p>
-    <w:p>
-      <w:pPr>
-        <w:jc w:val="both"/>
-        <w:ind w:firstLineChars="200" w:firstLine="480"/>
-      </w:pPr>
-      <w:r>
-        <w:rPr>
-          <w:rFonts w:ascii="Times New Roman" w:hAnsi="Times New Roman" w:eastAsia="宋体"/>
-          <w:b w:val="0"/>
-          <w:sz w:val="24"/>
-        </w:rPr>
-        <w:t>4、注意那些重复出现的重要词语。这不包括那些平常的字，例如「和」、冠词「这」等等。当经文中的字重复出现在上下文时，要特别注意，这可能是主题、或是显示经文间重要关系的字。同义字也要注意，例如哥林多前书十14-31节的「分受」、「吃」、「喝」等。</w:t>
-      </w:r>
-    </w:p>
-    <w:p>
-      <w:pPr>
-        <w:jc w:val="both"/>
-        <w:ind w:firstLineChars="200" w:firstLine="480"/>
-      </w:pPr>
-      <w:r>
-        <w:rPr>
-          <w:rFonts w:ascii="Times New Roman" w:hAnsi="Times New Roman" w:eastAsia="宋体"/>
-          <w:b w:val="0"/>
-          <w:sz w:val="24"/>
-        </w:rPr>
-        <w:t>5、用你自己的话改写整段话——你所读的那段经文和经文的上下文。这可以看看你是不是明白整段话的内容，可以使你把思想清楚地表达出来。</w:t>
-      </w:r>
-    </w:p>
-    <w:p>
-      <w:pPr>
-        <w:jc w:val="both"/>
-        <w:ind w:firstLineChars="200" w:firstLine="480"/>
-      </w:pPr>
-      <w:r>
-        <w:rPr>
-          <w:rFonts w:ascii="Times New Roman" w:hAnsi="Times New Roman" w:eastAsia="宋体"/>
-          <w:b w:val="0"/>
-          <w:sz w:val="24"/>
-        </w:rPr>
-        <w:t>6、试试看回答这个问题：这节经文在上下文中是什么意思？如果你说不出来，可能你还得继续读。可是，不要因得不到清楚的答案而灰心；有一些困难的经文，甚至学者都无法定论。要乐意神保留一些事，相信祂以后会给你亮光。</w:t>
+          <w:b/>
+          <w:sz w:val="24"/>
+        </w:rPr>
+        <w:t>1</w:t>
+      </w:r>
+      <w:r>
+        <w:rPr>
+          <w:rFonts w:ascii="Times New Roman" w:hAnsi="Times New Roman" w:eastAsia="宋体"/>
+          <w:b/>
+          <w:sz w:val="24"/>
+        </w:rPr>
+        <w:t>、思想经文（词、片语和句子）的所有可能意义</w:t>
+      </w:r>
+      <w:r>
+        <w:rPr>
+          <w:rFonts w:ascii="Times New Roman" w:hAnsi="Times New Roman" w:eastAsia="宋体"/>
+          <w:b w:val="0"/>
+          <w:sz w:val="24"/>
+        </w:rPr>
+        <w:t>。你可以找出一个或好几个意义，然后写下来。（当然，你不要想的太玄、太离题。）然后找找看有没有什么解经上的问题？写下来。把经文的意义思考清楚，找出其中的可能问题，这总能给我们带来帮助。</w:t>
+      </w:r>
+    </w:p>
+    <w:p>
+      <w:pPr>
+        <w:jc w:val="both"/>
+        <w:ind w:firstLineChars="200" w:firstLine="480"/>
+      </w:pPr>
+      <w:r>
+        <w:rPr>
+          <w:rFonts w:ascii="Times New Roman" w:hAnsi="Times New Roman" w:eastAsia="宋体"/>
+          <w:b/>
+          <w:sz w:val="24"/>
+        </w:rPr>
+        <w:t>2</w:t>
+      </w:r>
+      <w:r>
+        <w:rPr>
+          <w:rFonts w:ascii="Times New Roman" w:hAnsi="Times New Roman" w:eastAsia="宋体"/>
+          <w:b/>
+          <w:sz w:val="24"/>
+        </w:rPr>
+        <w:t>、要读经文的上下文</w:t>
+      </w:r>
+      <w:r>
+        <w:rPr>
+          <w:rFonts w:ascii="Times New Roman" w:hAnsi="Times New Roman" w:eastAsia="宋体"/>
+          <w:b w:val="0"/>
+          <w:sz w:val="24"/>
+        </w:rPr>
+        <w:t>。要了解一节经文，需要把前后那一段经文读熟；要确定有足够多的上下文。所以，不可以草率地只读几节经文就过去；多读一些上下文，可以使我们得知观念的内容或事情的经过。读第一遍，要从头到尾一次读完，不要想停下来解决问题。第二次以后，就可以仔细地读，把字与字、或思想与思想之间的关联找出来。</w:t>
+      </w:r>
+    </w:p>
+    <w:p>
+      <w:pPr>
+        <w:jc w:val="both"/>
+        <w:ind w:firstLineChars="200" w:firstLine="480"/>
+      </w:pPr>
+      <w:r>
+        <w:rPr>
+          <w:rFonts w:ascii="Times New Roman" w:hAnsi="Times New Roman" w:eastAsia="宋体"/>
+          <w:b/>
+          <w:sz w:val="24"/>
+        </w:rPr>
+        <w:t>3</w:t>
+      </w:r>
+      <w:r>
+        <w:rPr>
+          <w:rFonts w:ascii="Times New Roman" w:hAnsi="Times New Roman" w:eastAsia="宋体"/>
+          <w:b/>
+          <w:sz w:val="24"/>
+        </w:rPr>
+        <w:t>、更仔细地读经文。</w:t>
+      </w:r>
+      <w:r>
+        <w:rPr>
+          <w:rFonts w:ascii="Times New Roman" w:hAnsi="Times New Roman" w:eastAsia="宋体"/>
+          <w:b w:val="0"/>
+          <w:sz w:val="24"/>
+        </w:rPr>
+        <w:t>比如说连接词——它们常常在句子的最前面，要注意它与句子的关系。关于连接词，我们在后面谈到其他的观察原则时，会举例说明。</w:t>
+      </w:r>
+    </w:p>
+    <w:p>
+      <w:pPr>
+        <w:jc w:val="both"/>
+        <w:ind w:firstLineChars="200" w:firstLine="480"/>
+      </w:pPr>
+      <w:r>
+        <w:rPr>
+          <w:rFonts w:ascii="Times New Roman" w:hAnsi="Times New Roman" w:eastAsia="宋体"/>
+          <w:b/>
+          <w:sz w:val="24"/>
+        </w:rPr>
+        <w:t>4</w:t>
+      </w:r>
+      <w:r>
+        <w:rPr>
+          <w:rFonts w:ascii="Times New Roman" w:hAnsi="Times New Roman" w:eastAsia="宋体"/>
+          <w:b/>
+          <w:sz w:val="24"/>
+        </w:rPr>
+        <w:t>、注意那些重复出现的重要词语。</w:t>
+      </w:r>
+      <w:r>
+        <w:rPr>
+          <w:rFonts w:ascii="Times New Roman" w:hAnsi="Times New Roman" w:eastAsia="宋体"/>
+          <w:b w:val="0"/>
+          <w:sz w:val="24"/>
+        </w:rPr>
+        <w:t>这不包括那些平常的字，例如「和」、冠词「这」等等。当经文中的字重复出现在上下文时，要特别注意，这可能是主题、或是显示经文间重要关系的字。同义字也要注意，例如哥林多前书十14-31节的「分受」、「吃」、「喝」等。</w:t>
+      </w:r>
+    </w:p>
+    <w:p>
+      <w:pPr>
+        <w:jc w:val="both"/>
+        <w:ind w:firstLineChars="200" w:firstLine="480"/>
+      </w:pPr>
+      <w:r>
+        <w:rPr>
+          <w:rFonts w:ascii="Times New Roman" w:hAnsi="Times New Roman" w:eastAsia="宋体"/>
+          <w:b/>
+          <w:sz w:val="24"/>
+        </w:rPr>
+        <w:t>5</w:t>
+      </w:r>
+      <w:r>
+        <w:rPr>
+          <w:rFonts w:ascii="Times New Roman" w:hAnsi="Times New Roman" w:eastAsia="宋体"/>
+          <w:b/>
+          <w:sz w:val="24"/>
+        </w:rPr>
+        <w:t>、用你自己的话改写整段话</w:t>
+      </w:r>
+      <w:r>
+        <w:rPr>
+          <w:rFonts w:ascii="Times New Roman" w:hAnsi="Times New Roman" w:eastAsia="宋体"/>
+          <w:b w:val="0"/>
+          <w:sz w:val="24"/>
+        </w:rPr>
+        <w:t>——你所读的那段经文和经文的上下文。这可以看看你是不是明白整段话的内容，可以使你把思想清楚地表达出来。</w:t>
+      </w:r>
+    </w:p>
+    <w:p>
+      <w:pPr>
+        <w:jc w:val="both"/>
+        <w:ind w:firstLineChars="200" w:firstLine="480"/>
+      </w:pPr>
+      <w:r>
+        <w:rPr>
+          <w:rFonts w:ascii="Times New Roman" w:hAnsi="Times New Roman" w:eastAsia="宋体"/>
+          <w:b/>
+          <w:sz w:val="24"/>
+        </w:rPr>
+        <w:t>6</w:t>
+      </w:r>
+      <w:r>
+        <w:rPr>
+          <w:rFonts w:ascii="Times New Roman" w:hAnsi="Times New Roman" w:eastAsia="宋体"/>
+          <w:b/>
+          <w:sz w:val="24"/>
+        </w:rPr>
+        <w:t>、试试看回答这个问题：</w:t>
+      </w:r>
+      <w:r>
+        <w:rPr>
+          <w:rFonts w:ascii="Times New Roman" w:hAnsi="Times New Roman" w:eastAsia="宋体"/>
+          <w:b w:val="0"/>
+          <w:sz w:val="24"/>
+        </w:rPr>
+        <w:t>这节经文在上下文中是什么意思？如果你说不出来，可能你还得继续读。可是，不要因得不到清楚的答案而灰心；有一些困难的经文，甚至学者都无法定论。要乐意神保留一些事，相信祂以后会给你亮光。</w:t>
       </w:r>
     </w:p>
     <w:p>
@@ -5370,7 +5474,7 @@
       <w:r>
         <w:rPr>
           <w:rFonts w:ascii="Times New Roman" w:hAnsi="Times New Roman" w:eastAsia="宋体"/>
-          <w:b w:val="0"/>
+          <w:b/>
           <w:sz w:val="24"/>
         </w:rPr>
         <w:t>——</w:t>
@@ -6583,10 +6687,26 @@
       <w:r>
         <w:rPr>
           <w:rFonts w:ascii="Times New Roman" w:hAnsi="Times New Roman" w:eastAsia="宋体"/>
-          <w:b w:val="0"/>
-          <w:sz w:val="24"/>
-        </w:rPr>
-        <w:t>一、隐喻（Metaphor）：这种比喻是把两种本质上不相似的东西作比较，这样的比较是暗示性的、并不明显。例如，把狗比做胡狼就不是一种隐喻，因为它们很类似。但是，把人比做树就是一种隐喻。比喻的句型通常是这样：「甲是乙」。意思是说：「甲跟乙相像。」例如：「我是虫」，「他是驴子」，「神是我们的磐石」等等。</w:t>
+          <w:b/>
+          <w:sz w:val="24"/>
+        </w:rPr>
+        <w:t>一、隐喻（Metaphor</w:t>
+      </w:r>
+      <w:r>
+        <w:rPr>
+          <w:rFonts w:ascii="Times New Roman" w:hAnsi="Times New Roman" w:eastAsia="宋体"/>
+          <w:b/>
+          <w:sz w:val="24"/>
+        </w:rPr>
+        <w:t>）：</w:t>
+      </w:r>
+      <w:r>
+        <w:rPr>
+          <w:rFonts w:ascii="Times New Roman" w:hAnsi="Times New Roman" w:eastAsia="宋体"/>
+          <w:b w:val="0"/>
+          <w:sz w:val="24"/>
+        </w:rPr>
+        <w:t>这种比喻是把两种本质上不相似的东西作比较，这样的比较是暗示性的、并不明显。例如，把狗比做胡狼就不是一种隐喻，因为它们很类似。但是，把人比做树就是一种隐喻。比喻的句型通常是这样：「甲是乙」。意思是说：「甲跟乙相像。」例如：「我是虫」，「他是驴子」，「神是我们的磐石」等等。</w:t>
       </w:r>
     </w:p>
     <w:p>
@@ -6639,10 +6759,26 @@
       <w:r>
         <w:rPr>
           <w:rFonts w:ascii="Times New Roman" w:hAnsi="Times New Roman" w:eastAsia="宋体"/>
-          <w:b w:val="0"/>
-          <w:sz w:val="24"/>
-        </w:rPr>
-        <w:t>二、明喻（Simile）：明喻和隐喻很像，但明喻是一种比较正确和明显的比喻，前面有「像」（like）或「如」（as）等字眼。例如，如果我们说「我像虫」（I am like a worm）或「神像磐石」(God is like a rock)，意思就和前面所说的隐喻一样了。隐喻比明喻生动，可是也许意义不够明显，容易使人误解。</w:t>
+          <w:b/>
+          <w:sz w:val="24"/>
+        </w:rPr>
+        <w:t>二、明喻（Simile</w:t>
+      </w:r>
+      <w:r>
+        <w:rPr>
+          <w:rFonts w:ascii="Times New Roman" w:hAnsi="Times New Roman" w:eastAsia="宋体"/>
+          <w:b/>
+          <w:sz w:val="24"/>
+        </w:rPr>
+        <w:t>）：</w:t>
+      </w:r>
+      <w:r>
+        <w:rPr>
+          <w:rFonts w:ascii="Times New Roman" w:hAnsi="Times New Roman" w:eastAsia="宋体"/>
+          <w:b w:val="0"/>
+          <w:sz w:val="24"/>
+        </w:rPr>
+        <w:t>明喻和隐喻很像，但明喻是一种比较正确和明显的比喻，前面有「像」（like）或「如」（as）等字眼。例如，如果我们说「我像虫」（I am like a worm）或「神像磐石」(God is like a rock)，意思就和前面所说的隐喻一样了。隐喻比明喻生动，可是也许意义不够明显，容易使人误解。</w:t>
       </w:r>
     </w:p>
     <w:p>
@@ -6829,10 +6965,26 @@
       <w:r>
         <w:rPr>
           <w:rFonts w:ascii="Times New Roman" w:hAnsi="Times New Roman" w:eastAsia="宋体"/>
-          <w:b w:val="0"/>
-          <w:sz w:val="24"/>
-        </w:rPr>
-        <w:t>一、转喻（Metonymy）：转喻是比喻的一种方式，用一个有相关意义的字，把另外一个字的观念表达出来。这两个字可能是一种「因和果」的关系（例如约伯记三十四章六节。译者按：这句经文的英文是mine arrow is incurable，直译为「我的箭还不能医治」，以箭代替「伤」，箭是因，伤是果，中文圣经则是意译，变作「受的伤还不能医治」。）；也可能是一种「表记」的关系（例如启示录三章七节「大卫的钥匙」，这里用钥匙代替权柄，而钥匙是权柄的表记）；也可能是「作者和他的书」的关系（例如哥林多后书三章十五节「每逢诵读摩西书的时候」，这里用的「摩西」代替他所写的书。译者按：中文圣经「书」字是加上去的，原文没有，注意书字下边的小点）；也有的是「以地代人」（例如马太福音三章五节「犹大全地…都出去，」这里「犹大」代表那地的人民。译者按：中文圣经有加上「的人」两个字）。</w:t>
+          <w:b/>
+          <w:sz w:val="24"/>
+        </w:rPr>
+        <w:t>一、转喻（Metonymy</w:t>
+      </w:r>
+      <w:r>
+        <w:rPr>
+          <w:rFonts w:ascii="Times New Roman" w:hAnsi="Times New Roman" w:eastAsia="宋体"/>
+          <w:b/>
+          <w:sz w:val="24"/>
+        </w:rPr>
+        <w:t>）：</w:t>
+      </w:r>
+      <w:r>
+        <w:rPr>
+          <w:rFonts w:ascii="Times New Roman" w:hAnsi="Times New Roman" w:eastAsia="宋体"/>
+          <w:b w:val="0"/>
+          <w:sz w:val="24"/>
+        </w:rPr>
+        <w:t>转喻是比喻的一种方式，用一个有相关意义的字，把另外一个字的观念表达出来。这两个字可能是一种「因和果」的关系（例如约伯记三十四章六节。译者按：这句经文的英文是mine arrow is incurable，直译为「我的箭还不能医治」，以箭代替「伤」，箭是因，伤是果，中文圣经则是意译，变作「受的伤还不能医治」。）；也可能是一种「表记」的关系（例如启示录三章七节「大卫的钥匙」，这里用钥匙代替权柄，而钥匙是权柄的表记）；也可能是「作者和他的书」的关系（例如哥林多后书三章十五节「每逢诵读摩西书的时候」，这里用的「摩西」代替他所写的书。译者按：中文圣经「书」字是加上去的，原文没有，注意书字下边的小点）；也有的是「以地代人」（例如马太福音三章五节「犹大全地…都出去，」这里「犹大」代表那地的人民。译者按：中文圣经有加上「的人」两个字）。</w:t>
       </w:r>
     </w:p>
     <w:p>
@@ -6857,10 +7009,26 @@
       <w:r>
         <w:rPr>
           <w:rFonts w:ascii="Times New Roman" w:hAnsi="Times New Roman" w:eastAsia="宋体"/>
-          <w:b w:val="0"/>
-          <w:sz w:val="24"/>
-        </w:rPr>
-        <w:t>二、提喻法（Synecdoche）：这种比喻方式是以包含较广的字，代替包含较小的字；或者相反，以包含较小的字，代替包含较广的字。也可以说是以部分代表全体，以全体代替部分；以单数代表复数，复数代表单数。创世记四十二章三十八节说「那便是你们使我白发苍苍、悲悲惨惨地下阴间去了。」说这话的人所指的，不单是他的头发下阴间而已，他是指他整个的人都会下去。他其实是说：「使我下阴间。」（译者按：这句话的英文是：Then shall ye bring down my grey hairs with sorrow to the grave，中文圣经不是直译。）这是一个以部分代表全部的例子。另外，耶利米书廿五章二九节：「我要命刀剑临到地上一切居民。」（译者按：「刀剑」在英文原文是「a sword」）只用一把刀子吗？当然不是，而是代表许多把剑的意思。这里是以单数代表复数。</w:t>
+          <w:b/>
+          <w:sz w:val="24"/>
+        </w:rPr>
+        <w:t>二、提喻法（Synecdoche</w:t>
+      </w:r>
+      <w:r>
+        <w:rPr>
+          <w:rFonts w:ascii="Times New Roman" w:hAnsi="Times New Roman" w:eastAsia="宋体"/>
+          <w:b/>
+          <w:sz w:val="24"/>
+        </w:rPr>
+        <w:t>）：</w:t>
+      </w:r>
+      <w:r>
+        <w:rPr>
+          <w:rFonts w:ascii="Times New Roman" w:hAnsi="Times New Roman" w:eastAsia="宋体"/>
+          <w:b w:val="0"/>
+          <w:sz w:val="24"/>
+        </w:rPr>
+        <w:t>这种比喻方式是以包含较广的字，代替包含较小的字；或者相反，以包含较小的字，代替包含较广的字。也可以说是以部分代表全体，以全体代替部分；以单数代表复数，复数代表单数。创世记四十二章三十八节说「那便是你们使我白发苍苍、悲悲惨惨地下阴间去了。」说这话的人所指的，不单是他的头发下阴间而已，他是指他整个的人都会下去。他其实是说：「使我下阴间。」（译者按：这句话的英文是：Then shall ye bring down my grey hairs with sorrow to the grave，中文圣经不是直译。）这是一个以部分代表全部的例子。另外，耶利米书廿五章二九节：「我要命刀剑临到地上一切居民。」（译者按：「刀剑」在英文原文是「a sword」）只用一把刀子吗？当然不是，而是代表许多把剑的意思。这里是以单数代表复数。</w:t>
       </w:r>
     </w:p>
     <w:p>
@@ -6899,24 +7067,56 @@
       <w:r>
         <w:rPr>
           <w:rFonts w:ascii="Times New Roman" w:hAnsi="Times New Roman" w:eastAsia="宋体"/>
-          <w:b w:val="0"/>
-          <w:sz w:val="24"/>
-        </w:rPr>
-        <w:t>（1）谨慎观察：看看如果照字义解释，经文的意义是不是含糊不清、或者毫无意义？以赛亚书廿二章二二节「我必将大卫家的钥匙放在他肩头上。」如果照字义解释，就很可笑。这是一种比喻，表示他的权柄和尊贵。</w:t>
-      </w:r>
-    </w:p>
-    <w:p>
-      <w:pPr>
-        <w:jc w:val="both"/>
-        <w:ind w:firstLineChars="200" w:firstLine="480"/>
-      </w:pPr>
-      <w:r>
-        <w:rPr>
-          <w:rFonts w:ascii="Times New Roman" w:hAnsi="Times New Roman" w:eastAsia="宋体"/>
-          <w:b w:val="0"/>
-          <w:sz w:val="24"/>
-        </w:rPr>
-        <w:t>（2）按照经文的实际情形和上下文，找出比喻的真正含义：例如申命记十九章十五节说到：「两个见证人的口」（译者按：这是英文the mouth of two witnesses 的直译）。我们要看上下文才知道，这里的「口」是指「说，作见证」的意思。</w:t>
+          <w:b/>
+          <w:sz w:val="24"/>
+        </w:rPr>
+        <w:t>（1</w:t>
+      </w:r>
+      <w:r>
+        <w:rPr>
+          <w:rFonts w:ascii="Times New Roman" w:hAnsi="Times New Roman" w:eastAsia="宋体"/>
+          <w:b/>
+          <w:sz w:val="24"/>
+        </w:rPr>
+        <w:t>）谨慎观察</w:t>
+      </w:r>
+      <w:r>
+        <w:rPr>
+          <w:rFonts w:ascii="Times New Roman" w:hAnsi="Times New Roman" w:eastAsia="宋体"/>
+          <w:b w:val="0"/>
+          <w:sz w:val="24"/>
+        </w:rPr>
+        <w:t>：看看如果照字义解释，经文的意义是不是含糊不清、或者毫无意义？以赛亚书廿二章二二节「我必将大卫家的钥匙放在他肩头上。」如果照字义解释，就很可笑。这是一种比喻，表示他的权柄和尊贵。</w:t>
+      </w:r>
+    </w:p>
+    <w:p>
+      <w:pPr>
+        <w:jc w:val="both"/>
+        <w:ind w:firstLineChars="200" w:firstLine="480"/>
+      </w:pPr>
+      <w:r>
+        <w:rPr>
+          <w:rFonts w:ascii="Times New Roman" w:hAnsi="Times New Roman" w:eastAsia="宋体"/>
+          <w:b/>
+          <w:sz w:val="24"/>
+        </w:rPr>
+        <w:t>（2</w:t>
+      </w:r>
+      <w:r>
+        <w:rPr>
+          <w:rFonts w:ascii="Times New Roman" w:hAnsi="Times New Roman" w:eastAsia="宋体"/>
+          <w:b/>
+          <w:sz w:val="24"/>
+        </w:rPr>
+        <w:t>）按照经文的实际情形和上下文，找出比喻的真正含义</w:t>
+      </w:r>
+      <w:r>
+        <w:rPr>
+          <w:rFonts w:ascii="Times New Roman" w:hAnsi="Times New Roman" w:eastAsia="宋体"/>
+          <w:b w:val="0"/>
+          <w:sz w:val="24"/>
+        </w:rPr>
+        <w:t>：例如申命记十九章十五节说到：「两个见证人的口」（译者按：这是英文the mouth of two witnesses 的直译）。我们要看上下文才知道，这里的「口」是指「说，作见证」的意思。</w:t>
       </w:r>
     </w:p>
     <w:p>
@@ -6940,10 +7140,26 @@
       <w:r>
         <w:rPr>
           <w:rFonts w:ascii="Times New Roman" w:hAnsi="Times New Roman" w:eastAsia="宋体"/>
-          <w:b w:val="0"/>
-          <w:sz w:val="24"/>
-        </w:rPr>
-        <w:t>一、顿呼法（Apostrope）：这种比喻方式是，作者对不在场、或想象的对象作直接的称呼，而且为着当时的需要，常常把对象拟人化。例如诗篇六十八章十六节：「你们多峰多巅的山哪 ，为何斜看……」诗人在这里向山说话，好像众山会听、会说话似的。另外，「你这不怀孕…的，要欢唱。」（五十四章1）从上下文，我们知道「你」在这里是指一个国家，不是指妇人。顿呼法是很生动的修辞技巧，可以使文章显得更有生命、更有力量。它的含意一般很明显，而且从上下文，我们很容易看出不能照字义解释，所以通常不是解经上的真正问题。</w:t>
+          <w:b/>
+          <w:sz w:val="24"/>
+        </w:rPr>
+        <w:t>一、顿呼法（Apostrope</w:t>
+      </w:r>
+      <w:r>
+        <w:rPr>
+          <w:rFonts w:ascii="Times New Roman" w:hAnsi="Times New Roman" w:eastAsia="宋体"/>
+          <w:b/>
+          <w:sz w:val="24"/>
+        </w:rPr>
+        <w:t>）：</w:t>
+      </w:r>
+      <w:r>
+        <w:rPr>
+          <w:rFonts w:ascii="Times New Roman" w:hAnsi="Times New Roman" w:eastAsia="宋体"/>
+          <w:b w:val="0"/>
+          <w:sz w:val="24"/>
+        </w:rPr>
+        <w:t>这种比喻方式是，作者对不在场、或想象的对象作直接的称呼，而且为着当时的需要，常常把对象拟人化。例如诗篇六十八章十六节：「你们多峰多巅的山哪 ，为何斜看……」诗人在这里向山说话，好像众山会听、会说话似的。另外，「你这不怀孕…的，要欢唱。」（五十四章1）从上下文，我们知道「你」在这里是指一个国家，不是指妇人。顿呼法是很生动的修辞技巧，可以使文章显得更有生命、更有力量。它的含意一般很明显，而且从上下文，我们很容易看出不能照字义解释，所以通常不是解经上的真正问题。</w:t>
       </w:r>
     </w:p>
     <w:p>
@@ -6968,10 +7184,26 @@
       <w:r>
         <w:rPr>
           <w:rFonts w:ascii="Times New Roman" w:hAnsi="Times New Roman" w:eastAsia="宋体"/>
-          <w:b w:val="0"/>
-          <w:sz w:val="24"/>
-        </w:rPr>
-        <w:t>二、拟人法（Personification）：这种方式，是作者把非人格的、或无生命的东西当作一个人来谈论（但不是直接说话）。就是说，作者把人的性格加给它们；这是它们本来没有的。诗篇九十八篇八节说：「愿大水拍手。」作者当然知道大水不会有手。我们知道，他是以很生动、可爱的比喻方式说出，大自然也会因神的显现而蒙福。</w:t>
+          <w:b/>
+          <w:sz w:val="24"/>
+        </w:rPr>
+        <w:t>二、拟人法（Personification</w:t>
+      </w:r>
+      <w:r>
+        <w:rPr>
+          <w:rFonts w:ascii="Times New Roman" w:hAnsi="Times New Roman" w:eastAsia="宋体"/>
+          <w:b/>
+          <w:sz w:val="24"/>
+        </w:rPr>
+        <w:t>）：</w:t>
+      </w:r>
+      <w:r>
+        <w:rPr>
+          <w:rFonts w:ascii="Times New Roman" w:hAnsi="Times New Roman" w:eastAsia="宋体"/>
+          <w:b w:val="0"/>
+          <w:sz w:val="24"/>
+        </w:rPr>
+        <w:t>这种方式，是作者把非人格的、或无生命的东西当作一个人来谈论（但不是直接说话）。就是说，作者把人的性格加给它们；这是它们本来没有的。诗篇九十八篇八节说：「愿大水拍手。」作者当然知道大水不会有手。我们知道，他是以很生动、可爱的比喻方式说出，大自然也会因神的显现而蒙福。</w:t>
       </w:r>
     </w:p>
     <w:p>
@@ -7010,10 +7242,26 @@
       <w:r>
         <w:rPr>
           <w:rFonts w:ascii="Times New Roman" w:hAnsi="Times New Roman" w:eastAsia="宋体"/>
-          <w:b w:val="0"/>
-          <w:sz w:val="24"/>
-        </w:rPr>
-        <w:t>三、夸张法（Hyperbole）：夸张法是一种有意的夸张，以达到强调的目的。写的人和读的人都必须知道是有意的夸张。否则，读的人会以为作者不够诚实，或者以为他粗心大意。例如诗人说：「我的眼泪下流成河。」（诗一一九136）我们晓得他的意思不能照字义解释，河水不可能从他的眼中流出来，他是因为人民不遵守神的律法而深感悲伤，所以这里是比喻他强烈的伤痛。</w:t>
+          <w:b/>
+          <w:sz w:val="24"/>
+        </w:rPr>
+        <w:t>三、夸张法（Hyperbole</w:t>
+      </w:r>
+      <w:r>
+        <w:rPr>
+          <w:rFonts w:ascii="Times New Roman" w:hAnsi="Times New Roman" w:eastAsia="宋体"/>
+          <w:b/>
+          <w:sz w:val="24"/>
+        </w:rPr>
+        <w:t>）：</w:t>
+      </w:r>
+      <w:r>
+        <w:rPr>
+          <w:rFonts w:ascii="Times New Roman" w:hAnsi="Times New Roman" w:eastAsia="宋体"/>
+          <w:b w:val="0"/>
+          <w:sz w:val="24"/>
+        </w:rPr>
+        <w:t>夸张法是一种有意的夸张，以达到强调的目的。写的人和读的人都必须知道是有意的夸张。否则，读的人会以为作者不够诚实，或者以为他粗心大意。例如诗人说：「我的眼泪下流成河。」（诗一一九136）我们晓得他的意思不能照字义解释，河水不可能从他的眼中流出来，他是因为人民不遵守神的律法而深感悲伤，所以这里是比喻他强烈的伤痛。</w:t>
       </w:r>
     </w:p>
     <w:p>
@@ -7052,10 +7300,26 @@
       <w:r>
         <w:rPr>
           <w:rFonts w:ascii="Times New Roman" w:hAnsi="Times New Roman" w:eastAsia="宋体"/>
-          <w:b w:val="0"/>
-          <w:sz w:val="24"/>
-        </w:rPr>
-        <w:t>四、质问（Interrogation）：这是一种特殊方式的问话：回答只有一个。因为答案很明显，所以作者不必写出来。耶利米书三十二章廿七节，神问道：「我是耶和华，是凡有血气者的神，岂有我难成的事吗？」这不是一个容人争论的问题。我们不能回答说：「可能有，也可能没有。」你只有一个回答，就是：「没有。」其实这句话的意思，正像耶利米自己在同一章十七节所说的：「在祢没有难成的事。」但是，神藉着廿七节这种质问，可以更强地显示祂的意思出来。听到的人必能在心里自己回答这个问题。如果神自己把这个问题回答出来，印象就不会那么深刻。讲道中常会用到这种方法，一般人称作强辩式的问话。</w:t>
+          <w:b/>
+          <w:sz w:val="24"/>
+        </w:rPr>
+        <w:t>四、质问（Interrogation</w:t>
+      </w:r>
+      <w:r>
+        <w:rPr>
+          <w:rFonts w:ascii="Times New Roman" w:hAnsi="Times New Roman" w:eastAsia="宋体"/>
+          <w:b/>
+          <w:sz w:val="24"/>
+        </w:rPr>
+        <w:t>）：</w:t>
+      </w:r>
+      <w:r>
+        <w:rPr>
+          <w:rFonts w:ascii="Times New Roman" w:hAnsi="Times New Roman" w:eastAsia="宋体"/>
+          <w:b w:val="0"/>
+          <w:sz w:val="24"/>
+        </w:rPr>
+        <w:t>这是一种特殊方式的问话：回答只有一个。因为答案很明显，所以作者不必写出来。耶利米书三十二章廿七节，神问道：「我是耶和华，是凡有血气者的神，岂有我难成的事吗？」这不是一个容人争论的问题。我们不能回答说：「可能有，也可能没有。」你只有一个回答，就是：「没有。」其实这句话的意思，正像耶利米自己在同一章十七节所说的：「在祢没有难成的事。」但是，神藉着廿七节这种质问，可以更强地显示祂的意思出来。听到的人必能在心里自己回答这个问题。如果神自己把这个问题回答出来，印象就不会那么深刻。讲道中常会用到这种方法，一般人称作强辩式的问话。</w:t>
       </w:r>
     </w:p>
     <w:p>
@@ -7094,10 +7358,26 @@
       <w:r>
         <w:rPr>
           <w:rFonts w:ascii="Times New Roman" w:hAnsi="Times New Roman" w:eastAsia="宋体"/>
-          <w:b w:val="0"/>
-          <w:sz w:val="24"/>
-        </w:rPr>
-        <w:t>五、反讽（Irony）：这种修辞方式和其他的不一样，就是把想要说出的意思相反地说出来。目的是强调，跟「夸张法」一样，听的人必须知道这点，免得怀疑作者不诚实。当一个人说话的时候，反讽比较没有问题，因为我们可以从他的音调听得出来。但是在圣经上，因为是用文字写出来的，所以有时候可能不容易看出来是不是反讽。</w:t>
+          <w:b/>
+          <w:sz w:val="24"/>
+        </w:rPr>
+        <w:t>五、反讽（Irony</w:t>
+      </w:r>
+      <w:r>
+        <w:rPr>
+          <w:rFonts w:ascii="Times New Roman" w:hAnsi="Times New Roman" w:eastAsia="宋体"/>
+          <w:b/>
+          <w:sz w:val="24"/>
+        </w:rPr>
+        <w:t>）：</w:t>
+      </w:r>
+      <w:r>
+        <w:rPr>
+          <w:rFonts w:ascii="Times New Roman" w:hAnsi="Times New Roman" w:eastAsia="宋体"/>
+          <w:b w:val="0"/>
+          <w:sz w:val="24"/>
+        </w:rPr>
+        <w:t>这种修辞方式和其他的不一样，就是把想要说出的意思相反地说出来。目的是强调，跟「夸张法」一样，听的人必须知道这点，免得怀疑作者不诚实。当一个人说话的时候，反讽比较没有问题，因为我们可以从他的音调听得出来。但是在圣经上，因为是用文字写出来的，所以有时候可能不容易看出来是不是反讽。</w:t>
       </w:r>
     </w:p>
     <w:p>
@@ -7153,7 +7433,55 @@
           <w:b w:val="0"/>
           <w:sz w:val="24"/>
         </w:rPr>
-        <w:t>另外，还有三个比较不重要，不常出现的修辞法。委婉法（Euphemism），是用比较委婉的词代替不好听的或禁忌的。例如使徒行传七章六十节以「睡了」代替「死了」。士师记十九章廿二节以「我们就可以知道他」（that we may know him）代替同性性行为。（译者按：中文圣经已把这个意思意译出来。）其次，曲言法（Litotes），是以否定一件事情的反面，来说出肯定的意思，例如以「不远」来代替「近」。又例如诗篇五十一篇十七节以「祢必不轻看，」代替「祢悦纳」。撒母耳记上廿六章八节以「我不要刺他两次」（I wil not strike him twice）代替「我要一枪就把他刺死。」第三，冗言法（或译赘言法）（Pleonasm），是词句里面有多余的字，例如撒母耳记下七章廿二节的「我们耳中听见，」或申命记三章廿七节的「举目观望。」有一些翻译本没有把这样的字译出来。</w:t>
+        <w:t>另外，还有三个比较不重要，不常出现的修辞法。</w:t>
+      </w:r>
+      <w:r>
+        <w:rPr>
+          <w:rFonts w:ascii="Times New Roman" w:hAnsi="Times New Roman" w:eastAsia="宋体"/>
+          <w:b/>
+          <w:sz w:val="24"/>
+        </w:rPr>
+        <w:t>委婉法（Euphemism），</w:t>
+      </w:r>
+      <w:r>
+        <w:rPr>
+          <w:rFonts w:ascii="Times New Roman" w:hAnsi="Times New Roman" w:eastAsia="宋体"/>
+          <w:b w:val="0"/>
+          <w:sz w:val="24"/>
+        </w:rPr>
+        <w:t>是用比较委婉的词代替不好听的或禁忌的。例如使徒行传七章六十节以「睡了」代替「死了」。士师记十九章廿二节以「我们就可以知道他」（that we may know him）代替同性性行为。（译者按：中文圣经已把这个意思意译出来。）其次，</w:t>
+      </w:r>
+      <w:r>
+        <w:rPr>
+          <w:rFonts w:ascii="Times New Roman" w:hAnsi="Times New Roman" w:eastAsia="宋体"/>
+          <w:b/>
+          <w:sz w:val="24"/>
+        </w:rPr>
+        <w:t>曲言法（Litotes），</w:t>
+      </w:r>
+      <w:r>
+        <w:rPr>
+          <w:rFonts w:ascii="Times New Roman" w:hAnsi="Times New Roman" w:eastAsia="宋体"/>
+          <w:b w:val="0"/>
+          <w:sz w:val="24"/>
+        </w:rPr>
+        <w:t>是以否定一件事情的反面，来说出肯定的意思，例如以「不远」来代替「近」。又例如诗篇五十一篇十七节以「祢必不轻看，」代替「祢悦纳」。撒母耳记上廿六章八节以「我不要刺他两次」（I wil not strike him twice）代替「我要一枪就把他刺死。」第三，</w:t>
+      </w:r>
+      <w:r>
+        <w:rPr>
+          <w:rFonts w:ascii="Times New Roman" w:hAnsi="Times New Roman" w:eastAsia="宋体"/>
+          <w:b/>
+          <w:sz w:val="24"/>
+        </w:rPr>
+        <w:t>冗言法（或译赘言法）（Pleonasm），</w:t>
+      </w:r>
+      <w:r>
+        <w:rPr>
+          <w:rFonts w:ascii="Times New Roman" w:hAnsi="Times New Roman" w:eastAsia="宋体"/>
+          <w:b w:val="0"/>
+          <w:sz w:val="24"/>
+        </w:rPr>
+        <w:t>是词句里面有多余的字，例如撒母耳记下七章廿二节的「我们耳中听见，」或申命记三章廿七节的「举目观望。」有一些翻译本没有把这样的字译出来。</w:t>
       </w:r>
     </w:p>
     <w:p>
@@ -7598,7 +7926,7 @@
       <w:r>
         <w:rPr>
           <w:rFonts w:ascii="Times New Roman" w:hAnsi="Times New Roman" w:eastAsia="宋体"/>
-          <w:b w:val="0"/>
+          <w:b/>
           <w:sz w:val="24"/>
         </w:rPr>
         <w:t>Antitype</w:t>
@@ -7763,7 +8091,7 @@
       <w:r>
         <w:rPr>
           <w:rFonts w:ascii="Times New Roman" w:hAnsi="Times New Roman" w:eastAsia="宋体"/>
-          <w:b w:val="0"/>
+          <w:b/>
           <w:sz w:val="24"/>
         </w:rPr>
         <w:t>4-9</w:t>
@@ -7795,7 +8123,7 @@
       <w:r>
         <w:rPr>
           <w:rFonts w:ascii="Times New Roman" w:hAnsi="Times New Roman" w:eastAsia="宋体"/>
-          <w:b w:val="0"/>
+          <w:b/>
           <w:sz w:val="24"/>
         </w:rPr>
         <w:t>14-19</w:t>
@@ -7869,7 +8197,7 @@
       <w:r>
         <w:rPr>
           <w:rFonts w:ascii="Times New Roman" w:hAnsi="Times New Roman" w:eastAsia="宋体"/>
-          <w:b w:val="0"/>
+          <w:b/>
           <w:sz w:val="24"/>
         </w:rPr>
         <w:t>3-73</w:t>
@@ -7901,7 +8229,7 @@
       <w:r>
         <w:rPr>
           <w:rFonts w:ascii="Times New Roman" w:hAnsi="Times New Roman" w:eastAsia="宋体"/>
-          <w:b w:val="0"/>
+          <w:b/>
           <w:sz w:val="24"/>
         </w:rPr>
         <w:t>7-8</w:t>
@@ -9262,10 +9590,26 @@
       <w:r>
         <w:rPr>
           <w:rFonts w:ascii="Times New Roman" w:hAnsi="Times New Roman" w:eastAsia="宋体"/>
-          <w:b w:val="0"/>
-          <w:sz w:val="24"/>
-        </w:rPr>
-        <w:t>一、神人同形（或同性）论（Anthrpomorophism）。这个字的字面上的意思，就是「人的形状」（man′s form）；意思是神虽然没有身体，却像是有身体。我们在圣经里看到很多这样的例子，所以我们也许会祷告说「主，求祢把祢的手放在我所爱的身上」，却没有察觉我们正在用「神人同形论」。「神人同形论」实际上是一种特别的，也是圣经中主要的隐喻方式。「神人同形论」在其他大部分的语言中也有，但是在希伯来文里有特殊的用法，所以我们把它当作是希伯来习惯语。</w:t>
+          <w:b/>
+          <w:sz w:val="24"/>
+        </w:rPr>
+        <w:t>一、神人同形（或同性）论（Anthrpomorophism</w:t>
+      </w:r>
+      <w:r>
+        <w:rPr>
+          <w:rFonts w:ascii="Times New Roman" w:hAnsi="Times New Roman" w:eastAsia="宋体"/>
+          <w:b/>
+          <w:sz w:val="24"/>
+        </w:rPr>
+        <w:t>）。</w:t>
+      </w:r>
+      <w:r>
+        <w:rPr>
+          <w:rFonts w:ascii="Times New Roman" w:hAnsi="Times New Roman" w:eastAsia="宋体"/>
+          <w:b w:val="0"/>
+          <w:sz w:val="24"/>
+        </w:rPr>
+        <w:t>这个字的字面上的意思，就是「人的形状」（man′s form）；意思是神虽然没有身体，却像是有身体。我们在圣经里看到很多这样的例子，所以我们也许会祷告说「主，求祢把祢的手放在我所爱的身上」，却没有察觉我们正在用「神人同形论」。「神人同形论」实际上是一种特别的，也是圣经中主要的隐喻方式。「神人同形论」在其他大部分的语言中也有，但是在希伯来文里有特殊的用法，所以我们把它当作是希伯来习惯语。</w:t>
       </w:r>
     </w:p>
     <w:p>
@@ -9468,7 +9812,7 @@
       <w:r>
         <w:rPr>
           <w:rFonts w:ascii="Times New Roman" w:hAnsi="Times New Roman" w:eastAsia="宋体"/>
-          <w:b w:val="0"/>
+          <w:b/>
           <w:sz w:val="24"/>
         </w:rPr>
         <w:t>的儿子」或「……</w:t>
@@ -9624,10 +9968,26 @@
       <w:r>
         <w:rPr>
           <w:rFonts w:ascii="Times New Roman" w:hAnsi="Times New Roman" w:eastAsia="宋体"/>
-          <w:b w:val="0"/>
-          <w:sz w:val="24"/>
-        </w:rPr>
-        <w:t>五、永远（Forever）。照字面的意思，这个字表示「永远的」或「永存的」。例如诗篇九篇七节（耶和华坐着为王、直到永远），四十五篇六节（祢的宝座是永远的）就是这样的意思。</w:t>
+          <w:b/>
+          <w:sz w:val="24"/>
+        </w:rPr>
+        <w:t>五、永远（Forever</w:t>
+      </w:r>
+      <w:r>
+        <w:rPr>
+          <w:rFonts w:ascii="Times New Roman" w:hAnsi="Times New Roman" w:eastAsia="宋体"/>
+          <w:b/>
+          <w:sz w:val="24"/>
+        </w:rPr>
+        <w:t>）。</w:t>
+      </w:r>
+      <w:r>
+        <w:rPr>
+          <w:rFonts w:ascii="Times New Roman" w:hAnsi="Times New Roman" w:eastAsia="宋体"/>
+          <w:b w:val="0"/>
+          <w:sz w:val="24"/>
+        </w:rPr>
+        <w:t>照字面的意思，这个字表示「永远的」或「永存的」。例如诗篇九篇七节（耶和华坐着为王、直到永远），四十五篇六节（祢的宝座是永远的）就是这样的意思。</w:t>
       </w:r>
     </w:p>
     <w:p>
@@ -9851,10 +10211,26 @@
       <w:r>
         <w:rPr>
           <w:rFonts w:ascii="Times New Roman" w:hAnsi="Times New Roman" w:eastAsia="宋体"/>
-          <w:b w:val="0"/>
-          <w:sz w:val="24"/>
-        </w:rPr>
-        <w:t>一、对偶（Parallelism）：希伯来诗的主要特征，是它的对偶形式，但主要是思想的节律，而不是声调的节律。简单地说，对偶体是以两行为一组写的，行与行之间有意义上的关联。偶尔也有三行一组的（赛四十一5），甚至有四行一组的（诗廿七1）。可是，大部分是两行一组，例如：</w:t>
+          <w:b/>
+          <w:sz w:val="24"/>
+        </w:rPr>
+        <w:t>一、对偶（Parallelism</w:t>
+      </w:r>
+      <w:r>
+        <w:rPr>
+          <w:rFonts w:ascii="Times New Roman" w:hAnsi="Times New Roman" w:eastAsia="宋体"/>
+          <w:b/>
+          <w:sz w:val="24"/>
+        </w:rPr>
+        <w:t>）：</w:t>
+      </w:r>
+      <w:r>
+        <w:rPr>
+          <w:rFonts w:ascii="Times New Roman" w:hAnsi="Times New Roman" w:eastAsia="宋体"/>
+          <w:b w:val="0"/>
+          <w:sz w:val="24"/>
+        </w:rPr>
+        <w:t>希伯来诗的主要特征，是它的对偶形式，但主要是思想的节律，而不是声调的节律。简单地说，对偶体是以两行为一组写的，行与行之间有意义上的关联。偶尔也有三行一组的（赛四十一5），甚至有四行一组的（诗廿七1）。可是，大部分是两行一组，例如：</w:t>
       </w:r>
     </w:p>
     <w:p>
@@ -9893,10 +10269,26 @@
       <w:r>
         <w:rPr>
           <w:rFonts w:ascii="Times New Roman" w:hAnsi="Times New Roman" w:eastAsia="宋体"/>
-          <w:b w:val="0"/>
-          <w:sz w:val="24"/>
-        </w:rPr>
-        <w:t>（1）重复（Repetition）：这种体裁叫做同等或同义对偶体（Identical,or synonymous）。两行以不同的字表达相同或相似的意思。以赛亚书一章三节是很好的例子：</w:t>
+          <w:b/>
+          <w:sz w:val="24"/>
+        </w:rPr>
+        <w:t>（1</w:t>
+      </w:r>
+      <w:r>
+        <w:rPr>
+          <w:rFonts w:ascii="Times New Roman" w:hAnsi="Times New Roman" w:eastAsia="宋体"/>
+          <w:b/>
+          <w:sz w:val="24"/>
+        </w:rPr>
+        <w:t>）重复</w:t>
+      </w:r>
+      <w:r>
+        <w:rPr>
+          <w:rFonts w:ascii="Times New Roman" w:hAnsi="Times New Roman" w:eastAsia="宋体"/>
+          <w:b w:val="0"/>
+          <w:sz w:val="24"/>
+        </w:rPr>
+        <w:t>（Repetition）：这种体裁叫做同等或同义对偶体（Identical,or synonymous）。两行以不同的字表达相同或相似的意思。以赛亚书一章三节是很好的例子：</w:t>
       </w:r>
     </w:p>
     <w:p>
@@ -9977,10 +10369,26 @@
       <w:r>
         <w:rPr>
           <w:rFonts w:ascii="Times New Roman" w:hAnsi="Times New Roman" w:eastAsia="宋体"/>
-          <w:b w:val="0"/>
-          <w:sz w:val="24"/>
-        </w:rPr>
-        <w:t>（2）相反（Contrast）：这种体裁叫做对比的对偶体（Antithetic  parallelism）。两行的意义是相反或相矛盾的，使得所说的真理更有力、更加强。箴言有很多这种对偶体。第二行常用「但是」（but）起头，表示相反的意思。例如箴言十五章一节：</w:t>
+          <w:b/>
+          <w:sz w:val="24"/>
+        </w:rPr>
+        <w:t>（2</w:t>
+      </w:r>
+      <w:r>
+        <w:rPr>
+          <w:rFonts w:ascii="Times New Roman" w:hAnsi="Times New Roman" w:eastAsia="宋体"/>
+          <w:b/>
+          <w:sz w:val="24"/>
+        </w:rPr>
+        <w:t>）相反</w:t>
+      </w:r>
+      <w:r>
+        <w:rPr>
+          <w:rFonts w:ascii="Times New Roman" w:hAnsi="Times New Roman" w:eastAsia="宋体"/>
+          <w:b w:val="0"/>
+          <w:sz w:val="24"/>
+        </w:rPr>
+        <w:t>（Contrast）：这种体裁叫做对比的对偶体（Antithetic  parallelism）。两行的意义是相反或相矛盾的，使得所说的真理更有力、更加强。箴言有很多这种对偶体。第二行常用「但是」（but）起头，表示相反的意思。例如箴言十五章一节：</w:t>
       </w:r>
     </w:p>
     <w:p>
@@ -10019,24 +10427,56 @@
       <w:r>
         <w:rPr>
           <w:rFonts w:ascii="Times New Roman" w:hAnsi="Times New Roman" w:eastAsia="宋体"/>
-          <w:b w:val="0"/>
-          <w:sz w:val="24"/>
-        </w:rPr>
-        <w:t>（3）添补（Addition）：这种体裁叫做综合对偶体（Synthetic  parallelism），第二行是为着添补第一行的意义。有时候是第一行的理由，那么就以「因为」开头（诗九10）；有时候是第一行的目的，而以「使」、「所以」开头（例如诗一零四5）。有些学者说，这不是真正的对偶体，可是因为两行有彼此关系，而且构造相似，所以我认为可以算作对偶体。</w:t>
-      </w:r>
-    </w:p>
-    <w:p>
-      <w:pPr>
-        <w:jc w:val="both"/>
-        <w:ind w:firstLineChars="200" w:firstLine="480"/>
-      </w:pPr>
-      <w:r>
-        <w:rPr>
-          <w:rFonts w:ascii="Times New Roman" w:hAnsi="Times New Roman" w:eastAsia="宋体"/>
-          <w:b w:val="0"/>
-          <w:sz w:val="24"/>
-        </w:rPr>
-        <w:t>（4）扩充（Expansion）：这种方法表现在顶点对偶体中（Climactic Parallelism），第二句和第一句有一部分重复，但是另外有新的或更进一步的意义。例如诗篇三十四篇四节：</w:t>
+          <w:b/>
+          <w:sz w:val="24"/>
+        </w:rPr>
+        <w:t>（3</w:t>
+      </w:r>
+      <w:r>
+        <w:rPr>
+          <w:rFonts w:ascii="Times New Roman" w:hAnsi="Times New Roman" w:eastAsia="宋体"/>
+          <w:b/>
+          <w:sz w:val="24"/>
+        </w:rPr>
+        <w:t>）添补</w:t>
+      </w:r>
+      <w:r>
+        <w:rPr>
+          <w:rFonts w:ascii="Times New Roman" w:hAnsi="Times New Roman" w:eastAsia="宋体"/>
+          <w:b w:val="0"/>
+          <w:sz w:val="24"/>
+        </w:rPr>
+        <w:t>（Addition）：这种体裁叫做综合对偶体（Synthetic  parallelism），第二行是为着添补第一行的意义。有时候是第一行的理由，那么就以「因为」开头（诗九10）；有时候是第一行的目的，而以「使」、「所以」开头（例如诗一零四5）。有些学者说，这不是真正的对偶体，可是因为两行有彼此关系，而且构造相似，所以我认为可以算作对偶体。</w:t>
+      </w:r>
+    </w:p>
+    <w:p>
+      <w:pPr>
+        <w:jc w:val="both"/>
+        <w:ind w:firstLineChars="200" w:firstLine="480"/>
+      </w:pPr>
+      <w:r>
+        <w:rPr>
+          <w:rFonts w:ascii="Times New Roman" w:hAnsi="Times New Roman" w:eastAsia="宋体"/>
+          <w:b/>
+          <w:sz w:val="24"/>
+        </w:rPr>
+        <w:t>（4</w:t>
+      </w:r>
+      <w:r>
+        <w:rPr>
+          <w:rFonts w:ascii="Times New Roman" w:hAnsi="Times New Roman" w:eastAsia="宋体"/>
+          <w:b/>
+          <w:sz w:val="24"/>
+        </w:rPr>
+        <w:t>）扩充</w:t>
+      </w:r>
+      <w:r>
+        <w:rPr>
+          <w:rFonts w:ascii="Times New Roman" w:hAnsi="Times New Roman" w:eastAsia="宋体"/>
+          <w:b w:val="0"/>
+          <w:sz w:val="24"/>
+        </w:rPr>
+        <w:t>（Expansion）：这种方法表现在顶点对偶体中（Climactic Parallelism），第二句和第一句有一部分重复，但是另外有新的或更进一步的意义。例如诗篇三十四篇四节：</w:t>
       </w:r>
     </w:p>
     <w:p>
@@ -10075,10 +10515,26 @@
       <w:r>
         <w:rPr>
           <w:rFonts w:ascii="Times New Roman" w:hAnsi="Times New Roman" w:eastAsia="宋体"/>
-          <w:b w:val="0"/>
-          <w:sz w:val="24"/>
-        </w:rPr>
-        <w:t>（5）转化（Transformation）：这种体裁叫象征式对偶体（Emblematic parallelism）。这里说象征式，意思是表记的或代表的。一行是照字面的意义，另一行是照比喻的意义。因为两行通常都讲同一件事情，所以一般也叫做同义对偶体。有些带有明喻在内，例如诗篇四十二篇一节：</w:t>
+          <w:b/>
+          <w:sz w:val="24"/>
+        </w:rPr>
+        <w:t>（5</w:t>
+      </w:r>
+      <w:r>
+        <w:rPr>
+          <w:rFonts w:ascii="Times New Roman" w:hAnsi="Times New Roman" w:eastAsia="宋体"/>
+          <w:b/>
+          <w:sz w:val="24"/>
+        </w:rPr>
+        <w:t>）转化</w:t>
+      </w:r>
+      <w:r>
+        <w:rPr>
+          <w:rFonts w:ascii="Times New Roman" w:hAnsi="Times New Roman" w:eastAsia="宋体"/>
+          <w:b w:val="0"/>
+          <w:sz w:val="24"/>
+        </w:rPr>
+        <w:t>（Transformation）：这种体裁叫象征式对偶体（Emblematic parallelism）。这里说象征式，意思是表记的或代表的。一行是照字面的意义，另一行是照比喻的意义。因为两行通常都讲同一件事情，所以一般也叫做同义对偶体。有些带有明喻在内，例如诗篇四十二篇一节：</w:t>
       </w:r>
     </w:p>
     <w:p>
@@ -10243,24 +10699,56 @@
       <w:r>
         <w:rPr>
           <w:rFonts w:ascii="Times New Roman" w:hAnsi="Times New Roman" w:eastAsia="宋体"/>
-          <w:b w:val="0"/>
-          <w:sz w:val="24"/>
-        </w:rPr>
-        <w:t>二、意像（Imagery）：所有的诗都含有许多美丽、醒目、大胆的比喻。圣经中的诗也用了各种不同形式的比喻。关于比喻的形式，我们已经在前面讨论过了。</w:t>
-      </w:r>
-    </w:p>
-    <w:p>
-      <w:pPr>
-        <w:jc w:val="both"/>
-        <w:ind w:firstLineChars="200" w:firstLine="480"/>
-      </w:pPr>
-      <w:r>
-        <w:rPr>
-          <w:rFonts w:ascii="Times New Roman" w:hAnsi="Times New Roman" w:eastAsia="宋体"/>
-          <w:b w:val="0"/>
-          <w:sz w:val="24"/>
-        </w:rPr>
-        <w:t>三、夸张（Hyperblic language）：夸张是比喻的一种，但是因为在诗里面特别重要，所以有区分出来说明的必要。诗常常用来表达强烈的情感，而诗人具有的强烈感觉，也驱使他使用夸张的词句。如果我们不明白这一点，会觉得圣经有许多地方难以了解。</w:t>
+          <w:b/>
+          <w:sz w:val="24"/>
+        </w:rPr>
+        <w:t>二、意像（Imagery</w:t>
+      </w:r>
+      <w:r>
+        <w:rPr>
+          <w:rFonts w:ascii="Times New Roman" w:hAnsi="Times New Roman" w:eastAsia="宋体"/>
+          <w:b/>
+          <w:sz w:val="24"/>
+        </w:rPr>
+        <w:t>）：</w:t>
+      </w:r>
+      <w:r>
+        <w:rPr>
+          <w:rFonts w:ascii="Times New Roman" w:hAnsi="Times New Roman" w:eastAsia="宋体"/>
+          <w:b w:val="0"/>
+          <w:sz w:val="24"/>
+        </w:rPr>
+        <w:t>所有的诗都含有许多美丽、醒目、大胆的比喻。圣经中的诗也用了各种不同形式的比喻。关于比喻的形式，我们已经在前面讨论过了。</w:t>
+      </w:r>
+    </w:p>
+    <w:p>
+      <w:pPr>
+        <w:jc w:val="both"/>
+        <w:ind w:firstLineChars="200" w:firstLine="480"/>
+      </w:pPr>
+      <w:r>
+        <w:rPr>
+          <w:rFonts w:ascii="Times New Roman" w:hAnsi="Times New Roman" w:eastAsia="宋体"/>
+          <w:b/>
+          <w:sz w:val="24"/>
+        </w:rPr>
+        <w:t>三、夸张（Hyperblic language</w:t>
+      </w:r>
+      <w:r>
+        <w:rPr>
+          <w:rFonts w:ascii="Times New Roman" w:hAnsi="Times New Roman" w:eastAsia="宋体"/>
+          <w:b/>
+          <w:sz w:val="24"/>
+        </w:rPr>
+        <w:t>）：</w:t>
+      </w:r>
+      <w:r>
+        <w:rPr>
+          <w:rFonts w:ascii="Times New Roman" w:hAnsi="Times New Roman" w:eastAsia="宋体"/>
+          <w:b w:val="0"/>
+          <w:sz w:val="24"/>
+        </w:rPr>
+        <w:t>夸张是比喻的一种，但是因为在诗里面特别重要，所以有区分出来说明的必要。诗常常用来表达强烈的情感，而诗人具有的强烈感觉，也驱使他使用夸张的词句。如果我们不明白这一点，会觉得圣经有许多地方难以了解。</w:t>
       </w:r>
     </w:p>
     <w:p>
@@ -10313,38 +10801,86 @@
       <w:r>
         <w:rPr>
           <w:rFonts w:ascii="Times New Roman" w:hAnsi="Times New Roman" w:eastAsia="宋体"/>
-          <w:b w:val="0"/>
-          <w:sz w:val="24"/>
-        </w:rPr>
-        <w:t>（1）有些严厉的话不能接字面解释，要按比喻解释。正好像约伯向神所说的那样厉害的话，诗篇的诗人也说：「愿他们的眼睛昏蒙，」「敲碎他们口中的牙，」「在恶人的血中洗脚」「拿你的婴孩摔在磐石上的，那人便为有福。」和约伯记一样，如果你照字面上的意思来解释这些经文，就有失公平了。诗人因着爱神的缘故，深深地关切祂的荣耀、真理和圣洁；而那些人却背叛了祂，而且拒绝祂的怜悯。强烈的感觉使得他言词激烈。我们实在没有像他们那样，因着神的缘故那样地嫉恶如仇；也许，这就是我们难了解这些经文的原因之一。</w:t>
-      </w:r>
-    </w:p>
-    <w:p>
-      <w:pPr>
-        <w:jc w:val="both"/>
-        <w:ind w:firstLineChars="200" w:firstLine="480"/>
-      </w:pPr>
-      <w:r>
-        <w:rPr>
-          <w:rFonts w:ascii="Times New Roman" w:hAnsi="Times New Roman" w:eastAsia="宋体"/>
-          <w:b w:val="0"/>
-          <w:sz w:val="24"/>
-        </w:rPr>
-        <w:t>（2）诗人所指的，不单是他个人的敌人，更是神的仇敌。换句话说，这不是诗人自己的私仇。诗篇一三九篇特别可以看到这一点，诗人说他恨恶那些恶人，因为他们说恶言顶撞神。新约圣经中也有这种夸张，甚至在基督所说的话里面。例如马太福音十八章五、六节；哥林多前书十六章二二节；加拉太书一章八、九节；启示录六章十节；十八章二十节。</w:t>
-      </w:r>
-    </w:p>
-    <w:p>
-      <w:pPr>
-        <w:jc w:val="both"/>
-        <w:ind w:firstLineChars="200" w:firstLine="480"/>
-      </w:pPr>
-      <w:r>
-        <w:rPr>
-          <w:rFonts w:ascii="Times New Roman" w:hAnsi="Times New Roman" w:eastAsia="宋体"/>
-          <w:b w:val="0"/>
-          <w:sz w:val="24"/>
-        </w:rPr>
-        <w:t>（3）看看大卫的诗里面怎样说到他的敌人，包括扫罗，然后注意他实际上怎样对待扫罗。在诗篇十八篇四十节他说：「剪除那恨我的人。」注意这篇诗的题目。可是我们在撒母耳记上廿四章一至七节和廿六章一至十一节，看到他连续两次以忍耐和克制自己的态度对待扫罗；甚至禁止自己恨他。这样以经文互相比较，就证明了这些不过是夸张的说法。</w:t>
+          <w:b/>
+          <w:sz w:val="24"/>
+        </w:rPr>
+        <w:t>（1</w:t>
+      </w:r>
+      <w:r>
+        <w:rPr>
+          <w:rFonts w:ascii="Times New Roman" w:hAnsi="Times New Roman" w:eastAsia="宋体"/>
+          <w:b/>
+          <w:sz w:val="24"/>
+        </w:rPr>
+        <w:t>）有些严厉的话不能接字面解释，要按比喻解释</w:t>
+      </w:r>
+      <w:r>
+        <w:rPr>
+          <w:rFonts w:ascii="Times New Roman" w:hAnsi="Times New Roman" w:eastAsia="宋体"/>
+          <w:b w:val="0"/>
+          <w:sz w:val="24"/>
+        </w:rPr>
+        <w:t>。正好像约伯向神所说的那样厉害的话，诗篇的诗人也说：「愿他们的眼睛昏蒙，」「敲碎他们口中的牙，」「在恶人的血中洗脚」「拿你的婴孩摔在磐石上的，那人便为有福。」和约伯记一样，如果你照字面上的意思来解释这些经文，就有失公平了。诗人因着爱神的缘故，深深地关切祂的荣耀、真理和圣洁；而那些人却背叛了祂，而且拒绝祂的怜悯。强烈的感觉使得他言词激烈。我们实在没有像他们那样，因着神的缘故那样地嫉恶如仇；也许，这就是我们难了解这些经文的原因之一。</w:t>
+      </w:r>
+    </w:p>
+    <w:p>
+      <w:pPr>
+        <w:jc w:val="both"/>
+        <w:ind w:firstLineChars="200" w:firstLine="480"/>
+      </w:pPr>
+      <w:r>
+        <w:rPr>
+          <w:rFonts w:ascii="Times New Roman" w:hAnsi="Times New Roman" w:eastAsia="宋体"/>
+          <w:b/>
+          <w:sz w:val="24"/>
+        </w:rPr>
+        <w:t>（2</w:t>
+      </w:r>
+      <w:r>
+        <w:rPr>
+          <w:rFonts w:ascii="Times New Roman" w:hAnsi="Times New Roman" w:eastAsia="宋体"/>
+          <w:b/>
+          <w:sz w:val="24"/>
+        </w:rPr>
+        <w:t>）诗人所指的，不单是他个人的敌人，更是神的仇敌</w:t>
+      </w:r>
+      <w:r>
+        <w:rPr>
+          <w:rFonts w:ascii="Times New Roman" w:hAnsi="Times New Roman" w:eastAsia="宋体"/>
+          <w:b w:val="0"/>
+          <w:sz w:val="24"/>
+        </w:rPr>
+        <w:t>。换句话说，这不是诗人自己的私仇。诗篇一三九篇特别可以看到这一点，诗人说他恨恶那些恶人，因为他们说恶言顶撞神。新约圣经中也有这种夸张，甚至在基督所说的话里面。例如马太福音十八章五、六节；哥林多前书十六章二二节；加拉太书一章八、九节；启示录六章十节；十八章二十节。</w:t>
+      </w:r>
+    </w:p>
+    <w:p>
+      <w:pPr>
+        <w:jc w:val="both"/>
+        <w:ind w:firstLineChars="200" w:firstLine="480"/>
+      </w:pPr>
+      <w:r>
+        <w:rPr>
+          <w:rFonts w:ascii="Times New Roman" w:hAnsi="Times New Roman" w:eastAsia="宋体"/>
+          <w:b/>
+          <w:sz w:val="24"/>
+        </w:rPr>
+        <w:t>（3</w:t>
+      </w:r>
+      <w:r>
+        <w:rPr>
+          <w:rFonts w:ascii="Times New Roman" w:hAnsi="Times New Roman" w:eastAsia="宋体"/>
+          <w:b/>
+          <w:sz w:val="24"/>
+        </w:rPr>
+        <w:t>）看看大卫的诗里面怎样说到他的敌人，包括扫罗，然后注意他实际上怎样对待扫罗</w:t>
+      </w:r>
+      <w:r>
+        <w:rPr>
+          <w:rFonts w:ascii="Times New Roman" w:hAnsi="Times New Roman" w:eastAsia="宋体"/>
+          <w:b w:val="0"/>
+          <w:sz w:val="24"/>
+        </w:rPr>
+        <w:t>。在诗篇十八篇四十节他说：「剪除那恨我的人。」注意这篇诗的题目。可是我们在撒母耳记上廿四章一至七节和廿六章一至十一节，看到他连续两次以忍耐和克制自己的态度对待扫罗；甚至禁止自己恨他。这样以经文互相比较，就证明了这些不过是夸张的说法。</w:t>
       </w:r>
     </w:p>
     <w:p>
@@ -10426,10 +10962,18 @@
       <w:r>
         <w:rPr>
           <w:rFonts w:ascii="Times New Roman" w:hAnsi="Times New Roman" w:eastAsia="宋体"/>
-          <w:b w:val="0"/>
-          <w:sz w:val="24"/>
-        </w:rPr>
-        <w:t>三、解释所有激烈的、严厉的或粗暴的话时，记得这个事实：诗所用的辞句，散文不会用。而且记住，作者说这样的话，不是只对他自己的敌人而已，也是对神的仇敌说的。</w:t>
+          <w:b/>
+          <w:sz w:val="24"/>
+        </w:rPr>
+        <w:t>三、解释所有激烈的、严厉的或粗暴的话时，记得这个事实：诗所用的辞句，散文不会用。</w:t>
+      </w:r>
+      <w:r>
+        <w:rPr>
+          <w:rFonts w:ascii="Times New Roman" w:hAnsi="Times New Roman" w:eastAsia="宋体"/>
+          <w:b w:val="0"/>
+          <w:sz w:val="24"/>
+        </w:rPr>
+        <w:t>而且记住，作者说这样的话，不是只对他自己的敌人而已，也是对神的仇敌说的。</w:t>
       </w:r>
     </w:p>
     <w:p>
@@ -10688,7 +11232,7 @@
       <w:r>
         <w:rPr>
           <w:rFonts w:ascii="Times New Roman" w:hAnsi="Times New Roman" w:eastAsia="宋体"/>
-          <w:b w:val="0"/>
+          <w:b/>
           <w:sz w:val="24"/>
         </w:rPr>
         <w:t>Prophetic perspective</w:t>
@@ -10740,7 +11284,7 @@
       <w:r>
         <w:rPr>
           <w:rFonts w:ascii="Times New Roman" w:hAnsi="Times New Roman" w:eastAsia="宋体"/>
-          <w:b w:val="0"/>
+          <w:b/>
           <w:sz w:val="24"/>
         </w:rPr>
         <w:t>Near and far fulfillment</w:t>
@@ -10828,7 +11372,7 @@
       <w:r>
         <w:rPr>
           <w:rFonts w:ascii="Times New Roman" w:hAnsi="Times New Roman" w:eastAsia="宋体"/>
-          <w:b w:val="0"/>
+          <w:b/>
           <w:sz w:val="24"/>
         </w:rPr>
         <w:t>1</w:t>
@@ -10928,7 +11472,7 @@
       <w:r>
         <w:rPr>
           <w:rFonts w:ascii="Times New Roman" w:hAnsi="Times New Roman" w:eastAsia="宋体"/>
-          <w:b w:val="0"/>
+          <w:b/>
           <w:sz w:val="24"/>
         </w:rPr>
         <w:t>2</w:t>
@@ -11000,7 +11544,7 @@
       <w:r>
         <w:rPr>
           <w:rFonts w:ascii="Times New Roman" w:hAnsi="Times New Roman" w:eastAsia="宋体"/>
-          <w:b w:val="0"/>
+          <w:b/>
           <w:sz w:val="24"/>
         </w:rPr>
         <w:t>3</w:t>
@@ -11116,7 +11660,7 @@
       <w:r>
         <w:rPr>
           <w:rFonts w:ascii="Times New Roman" w:hAnsi="Times New Roman" w:eastAsia="宋体"/>
-          <w:b w:val="0"/>
+          <w:b/>
           <w:sz w:val="24"/>
         </w:rPr>
         <w:t>1</w:t>
@@ -11154,7 +11698,7 @@
       <w:r>
         <w:rPr>
           <w:rFonts w:ascii="Times New Roman" w:hAnsi="Times New Roman" w:eastAsia="宋体"/>
-          <w:b w:val="0"/>
+          <w:b/>
           <w:sz w:val="24"/>
         </w:rPr>
         <w:t>2</w:t>
@@ -12209,7 +12753,7 @@
       <w:r>
         <w:rPr>
           <w:rFonts w:ascii="Times New Roman" w:hAnsi="Times New Roman" w:eastAsia="宋体"/>
-          <w:b w:val="0"/>
+          <w:b/>
           <w:sz w:val="24"/>
         </w:rPr>
         <w:t>1</w:t>
@@ -12247,7 +12791,7 @@
       <w:r>
         <w:rPr>
           <w:rFonts w:ascii="Times New Roman" w:hAnsi="Times New Roman" w:eastAsia="宋体"/>
-          <w:b w:val="0"/>
+          <w:b/>
           <w:sz w:val="24"/>
         </w:rPr>
         <w:t>2</w:t>
@@ -12285,7 +12829,7 @@
       <w:r>
         <w:rPr>
           <w:rFonts w:ascii="Times New Roman" w:hAnsi="Times New Roman" w:eastAsia="宋体"/>
-          <w:b w:val="0"/>
+          <w:b/>
           <w:sz w:val="24"/>
         </w:rPr>
         <w:t>3</w:t>
@@ -12870,10 +13414,26 @@
       <w:r>
         <w:rPr>
           <w:rFonts w:ascii="Times New Roman" w:hAnsi="Times New Roman" w:eastAsia="宋体"/>
-          <w:b w:val="0"/>
-          <w:sz w:val="24"/>
-        </w:rPr>
-        <w:t>（1）在一些大的工作中。宇宙的创造是其中的一个。虽然基督的名字没有出现在创世记第一章，不过，是什么力量能使约翰福音一章一至三节、歌罗西书一章十六节；希伯来书一章二节所说的成就呢？我们不晓得基督怎样参与创造宇宙的工作，但「万有都是靠祂造的」这个事实是很清楚的。我们读旧约圣经关于创造的事时，应该看到基督在里面。</w:t>
+          <w:b/>
+          <w:sz w:val="24"/>
+        </w:rPr>
+        <w:t>（1</w:t>
+      </w:r>
+      <w:r>
+        <w:rPr>
+          <w:rFonts w:ascii="Times New Roman" w:hAnsi="Times New Roman" w:eastAsia="宋体"/>
+          <w:b/>
+          <w:sz w:val="24"/>
+        </w:rPr>
+        <w:t>）在一些大的工作中。</w:t>
+      </w:r>
+      <w:r>
+        <w:rPr>
+          <w:rFonts w:ascii="Times New Roman" w:hAnsi="Times New Roman" w:eastAsia="宋体"/>
+          <w:b w:val="0"/>
+          <w:sz w:val="24"/>
+        </w:rPr>
+        <w:t>宇宙的创造是其中的一个。虽然基督的名字没有出现在创世记第一章，不过，是什么力量能使约翰福音一章一至三节、歌罗西书一章十六节；希伯来书一章二节所说的成就呢？我们不晓得基督怎样参与创造宇宙的工作，但「万有都是靠祂造的」这个事实是很清楚的。我们读旧约圣经关于创造的事时，应该看到基督在里面。</w:t>
       </w:r>
     </w:p>
     <w:p>
@@ -12898,10 +13458,26 @@
       <w:r>
         <w:rPr>
           <w:rFonts w:ascii="Times New Roman" w:hAnsi="Times New Roman" w:eastAsia="宋体"/>
-          <w:b w:val="0"/>
-          <w:sz w:val="24"/>
-        </w:rPr>
-        <w:t>（2）在真实的形像中。这叫「神的显现」（Theophanies）。在旧约时代，神曾好几次以人的形像显现。有不少证据显示，当神这样显现时，其实就是基督。不是说祂那时候就成为真正的人，而是说祂为着把自己显现给我们，所以取了人的身体（至少是人体的形像）。</w:t>
+          <w:b/>
+          <w:sz w:val="24"/>
+        </w:rPr>
+        <w:t>（2</w:t>
+      </w:r>
+      <w:r>
+        <w:rPr>
+          <w:rFonts w:ascii="Times New Roman" w:hAnsi="Times New Roman" w:eastAsia="宋体"/>
+          <w:b/>
+          <w:sz w:val="24"/>
+        </w:rPr>
+        <w:t>）在真实的形像中。</w:t>
+      </w:r>
+      <w:r>
+        <w:rPr>
+          <w:rFonts w:ascii="Times New Roman" w:hAnsi="Times New Roman" w:eastAsia="宋体"/>
+          <w:b w:val="0"/>
+          <w:sz w:val="24"/>
+        </w:rPr>
+        <w:t>这叫「神的显现」（Theophanies）。在旧约时代，神曾好几次以人的形像显现。有不少证据显示，当神这样显现时，其实就是基督。不是说祂那时候就成为真正的人，而是说祂为着把自己显现给我们，所以取了人的身体（至少是人体的形像）。</w:t>
       </w:r>
     </w:p>
     <w:p>
@@ -12926,38 +13502,86 @@
       <w:r>
         <w:rPr>
           <w:rFonts w:ascii="Times New Roman" w:hAnsi="Times New Roman" w:eastAsia="宋体"/>
-          <w:b w:val="0"/>
-          <w:sz w:val="24"/>
-        </w:rPr>
-        <w:t>（3）在整个以色列国的救赎中。这是神伟大的作为之一，是后来的人晓得神大能的证据（申六12；七8；士六8-10；诗八十一10；耶廿三7）。以色列人从埃及为奴之地被救赎出来，经过旷野，到应许之地定居。保罗在哥林多前书十章一至十一节提到一部分救赎的历史。从神对待他们的方式，就可以学到很多事情（11节）；保罗还指出，那时候基督也会显现（4节）。这段历史的深层意义在于基督：我们可以在当时救赎的工作上面看见祂，而这就是日后祂为我们所作救赎工作的预告图画。</w:t>
-      </w:r>
-    </w:p>
-    <w:p>
-      <w:pPr>
-        <w:jc w:val="both"/>
-        <w:ind w:firstLineChars="200" w:firstLine="480"/>
-      </w:pPr>
-      <w:r>
-        <w:rPr>
-          <w:rFonts w:ascii="Times New Roman" w:hAnsi="Times New Roman" w:eastAsia="宋体"/>
-          <w:b w:val="0"/>
-          <w:sz w:val="24"/>
-        </w:rPr>
-        <w:t>（4）在个人的救赎工作里面。神在整个旧约时代中，和许多个人有来往，要使他们信祂、顺服祂。藉着这一切，许多人亲自认识了神。亚伯拉罕、大卫和许多其他人，男的、女的都是因信而活（来十一章）。在属灵上，他们得蒙救赎；这种救赎只能来自基督。虽然他们没有完整的历史启示，但是，因为他们的心向着神的话是打开的，所以他们从神那里多少知道有关基督的受死、复活和赎罪的事（路廿四45-47）。神晓喻了代死赎罪的原则，表明在献祭和预言中。在属灵的光中，有些人看见基督的日子，对祂的工作有了一些认识（约八56）。他们学习认识神、而且与神同行（创五22；六9；伯十九25）。希伯来书清楚地说到：虽然有一些重要的区别，旧约时代那些信神的人和今天的基督徒一样，是站在同一个基础上面。我们愈多查考圣经，就愈能明白他们的关系。</w:t>
-      </w:r>
-    </w:p>
-    <w:p>
-      <w:pPr>
-        <w:jc w:val="both"/>
-        <w:ind w:firstLineChars="200" w:firstLine="480"/>
-      </w:pPr>
-      <w:r>
-        <w:rPr>
-          <w:rFonts w:ascii="Times New Roman" w:hAnsi="Times New Roman" w:eastAsia="宋体"/>
-          <w:b w:val="0"/>
-          <w:sz w:val="24"/>
-        </w:rPr>
-        <w:t>（5）在预表里面。我们前面曾简短地提到这点。（参看第十九章）</w:t>
+          <w:b/>
+          <w:sz w:val="24"/>
+        </w:rPr>
+        <w:t>（3</w:t>
+      </w:r>
+      <w:r>
+        <w:rPr>
+          <w:rFonts w:ascii="Times New Roman" w:hAnsi="Times New Roman" w:eastAsia="宋体"/>
+          <w:b/>
+          <w:sz w:val="24"/>
+        </w:rPr>
+        <w:t>）在整个以色列国的救赎中。</w:t>
+      </w:r>
+      <w:r>
+        <w:rPr>
+          <w:rFonts w:ascii="Times New Roman" w:hAnsi="Times New Roman" w:eastAsia="宋体"/>
+          <w:b w:val="0"/>
+          <w:sz w:val="24"/>
+        </w:rPr>
+        <w:t>这是神伟大的作为之一，是后来的人晓得神大能的证据（申六12；七8；士六8-10；诗八十一10；耶廿三7）。以色列人从埃及为奴之地被救赎出来，经过旷野，到应许之地定居。保罗在哥林多前书十章一至十一节提到一部分救赎的历史。从神对待他们的方式，就可以学到很多事情（11节）；保罗还指出，那时候基督也会显现（4节）。这段历史的深层意义在于基督：我们可以在当时救赎的工作上面看见祂，而这就是日后祂为我们所作救赎工作的预告图画。</w:t>
+      </w:r>
+    </w:p>
+    <w:p>
+      <w:pPr>
+        <w:jc w:val="both"/>
+        <w:ind w:firstLineChars="200" w:firstLine="480"/>
+      </w:pPr>
+      <w:r>
+        <w:rPr>
+          <w:rFonts w:ascii="Times New Roman" w:hAnsi="Times New Roman" w:eastAsia="宋体"/>
+          <w:b/>
+          <w:sz w:val="24"/>
+        </w:rPr>
+        <w:t>（4</w:t>
+      </w:r>
+      <w:r>
+        <w:rPr>
+          <w:rFonts w:ascii="Times New Roman" w:hAnsi="Times New Roman" w:eastAsia="宋体"/>
+          <w:b/>
+          <w:sz w:val="24"/>
+        </w:rPr>
+        <w:t>）在个人的救赎工作里面。</w:t>
+      </w:r>
+      <w:r>
+        <w:rPr>
+          <w:rFonts w:ascii="Times New Roman" w:hAnsi="Times New Roman" w:eastAsia="宋体"/>
+          <w:b w:val="0"/>
+          <w:sz w:val="24"/>
+        </w:rPr>
+        <w:t>神在整个旧约时代中，和许多个人有来往，要使他们信祂、顺服祂。藉着这一切，许多人亲自认识了神。亚伯拉罕、大卫和许多其他人，男的、女的都是因信而活（来十一章）。在属灵上，他们得蒙救赎；这种救赎只能来自基督。虽然他们没有完整的历史启示，但是，因为他们的心向着神的话是打开的，所以他们从神那里多少知道有关基督的受死、复活和赎罪的事（路廿四45-47）。神晓喻了代死赎罪的原则，表明在献祭和预言中。在属灵的光中，有些人看见基督的日子，对祂的工作有了一些认识（约八56）。他们学习认识神、而且与神同行（创五22；六9；伯十九25）。希伯来书清楚地说到：虽然有一些重要的区别，旧约时代那些信神的人和今天的基督徒一样，是站在同一个基础上面。我们愈多查考圣经，就愈能明白他们的关系。</w:t>
+      </w:r>
+    </w:p>
+    <w:p>
+      <w:pPr>
+        <w:jc w:val="both"/>
+        <w:ind w:firstLineChars="200" w:firstLine="480"/>
+      </w:pPr>
+      <w:r>
+        <w:rPr>
+          <w:rFonts w:ascii="Times New Roman" w:hAnsi="Times New Roman" w:eastAsia="宋体"/>
+          <w:b/>
+          <w:sz w:val="24"/>
+        </w:rPr>
+        <w:t>（5</w:t>
+      </w:r>
+      <w:r>
+        <w:rPr>
+          <w:rFonts w:ascii="Times New Roman" w:hAnsi="Times New Roman" w:eastAsia="宋体"/>
+          <w:b/>
+          <w:sz w:val="24"/>
+        </w:rPr>
+        <w:t>）在预表里面。我们前面曾简短地提到这点。</w:t>
+      </w:r>
+      <w:r>
+        <w:rPr>
+          <w:rFonts w:ascii="Times New Roman" w:hAnsi="Times New Roman" w:eastAsia="宋体"/>
+          <w:b w:val="0"/>
+          <w:sz w:val="24"/>
+        </w:rPr>
+        <w:t>（参看第十九章）</w:t>
       </w:r>
     </w:p>
     <w:p>
@@ -13387,38 +14011,86 @@
       <w:r>
         <w:rPr>
           <w:rFonts w:ascii="Times New Roman" w:hAnsi="Times New Roman" w:eastAsia="宋体"/>
-          <w:b w:val="0"/>
-          <w:sz w:val="24"/>
-        </w:rPr>
-        <w:t>（1）神向人启示祂旨意的方式是渐进的。起先祂不会把祂完全的标准一下子说出来；祂会在后来藉着基督或使徒，把完全的标准启示出来。（参看太五27-28；来一1-2）</w:t>
-      </w:r>
-    </w:p>
-    <w:p>
-      <w:pPr>
-        <w:jc w:val="both"/>
-        <w:ind w:firstLineChars="200" w:firstLine="480"/>
-      </w:pPr>
-      <w:r>
-        <w:rPr>
-          <w:rFonts w:ascii="Times New Roman" w:hAnsi="Times New Roman" w:eastAsia="宋体"/>
-          <w:b w:val="0"/>
-          <w:sz w:val="24"/>
-        </w:rPr>
-        <w:t>（2）从许多例子，我们看到旧约时代那些圣徒所做的事情，不一定是神要他们去做，甚至像我们一样，有时候也会偏离神的旨意。（参看王上十23、26；十一1-3；申十七16-17）</w:t>
-      </w:r>
-    </w:p>
-    <w:p>
-      <w:pPr>
-        <w:jc w:val="both"/>
-        <w:ind w:firstLineChars="200" w:firstLine="480"/>
-      </w:pPr>
-      <w:r>
-        <w:rPr>
-          <w:rFonts w:ascii="Times New Roman" w:hAnsi="Times New Roman" w:eastAsia="宋体"/>
-          <w:b w:val="0"/>
-          <w:sz w:val="24"/>
-        </w:rPr>
-        <w:t>（3）神有时候准许一些祂没有认可的事情发生。换句话说，神容忍这些事。有些地方记载了神没有禁止的事。（参看太十九3-9）</w:t>
+          <w:b/>
+          <w:sz w:val="24"/>
+        </w:rPr>
+        <w:t>（1</w:t>
+      </w:r>
+      <w:r>
+        <w:rPr>
+          <w:rFonts w:ascii="Times New Roman" w:hAnsi="Times New Roman" w:eastAsia="宋体"/>
+          <w:b/>
+          <w:sz w:val="24"/>
+        </w:rPr>
+        <w:t>）神向人启示祂旨意的方式是渐进的。</w:t>
+      </w:r>
+      <w:r>
+        <w:rPr>
+          <w:rFonts w:ascii="Times New Roman" w:hAnsi="Times New Roman" w:eastAsia="宋体"/>
+          <w:b w:val="0"/>
+          <w:sz w:val="24"/>
+        </w:rPr>
+        <w:t>起先祂不会把祂完全的标准一下子说出来；祂会在后来藉着基督或使徒，把完全的标准启示出来。（参看太五27-28；来一1-2）</w:t>
+      </w:r>
+    </w:p>
+    <w:p>
+      <w:pPr>
+        <w:jc w:val="both"/>
+        <w:ind w:firstLineChars="200" w:firstLine="480"/>
+      </w:pPr>
+      <w:r>
+        <w:rPr>
+          <w:rFonts w:ascii="Times New Roman" w:hAnsi="Times New Roman" w:eastAsia="宋体"/>
+          <w:b/>
+          <w:sz w:val="24"/>
+        </w:rPr>
+        <w:t>（2</w:t>
+      </w:r>
+      <w:r>
+        <w:rPr>
+          <w:rFonts w:ascii="Times New Roman" w:hAnsi="Times New Roman" w:eastAsia="宋体"/>
+          <w:b/>
+          <w:sz w:val="24"/>
+        </w:rPr>
+        <w:t>）从许多例子，我们看到旧约时代那些圣徒所做的事情，不一定是神要他们去做，甚至像我们一样，有时候也会偏离神的旨意</w:t>
+      </w:r>
+      <w:r>
+        <w:rPr>
+          <w:rFonts w:ascii="Times New Roman" w:hAnsi="Times New Roman" w:eastAsia="宋体"/>
+          <w:b w:val="0"/>
+          <w:sz w:val="24"/>
+        </w:rPr>
+        <w:t>。（参看王上十23、26；十一1-3；申十七16-17）</w:t>
+      </w:r>
+    </w:p>
+    <w:p>
+      <w:pPr>
+        <w:jc w:val="both"/>
+        <w:ind w:firstLineChars="200" w:firstLine="480"/>
+      </w:pPr>
+      <w:r>
+        <w:rPr>
+          <w:rFonts w:ascii="Times New Roman" w:hAnsi="Times New Roman" w:eastAsia="宋体"/>
+          <w:b/>
+          <w:sz w:val="24"/>
+        </w:rPr>
+        <w:t>（3</w:t>
+      </w:r>
+      <w:r>
+        <w:rPr>
+          <w:rFonts w:ascii="Times New Roman" w:hAnsi="Times New Roman" w:eastAsia="宋体"/>
+          <w:b/>
+          <w:sz w:val="24"/>
+        </w:rPr>
+        <w:t>）神有时候准许一些祂没有认可的事情发生。</w:t>
+      </w:r>
+      <w:r>
+        <w:rPr>
+          <w:rFonts w:ascii="Times New Roman" w:hAnsi="Times New Roman" w:eastAsia="宋体"/>
+          <w:b w:val="0"/>
+          <w:sz w:val="24"/>
+        </w:rPr>
+        <w:t>换句话说，神容忍这些事。有些地方记载了神没有禁止的事。（参看太十九3-9）</w:t>
       </w:r>
     </w:p>
     <w:p>
@@ -13437,10 +14109,18 @@
       <w:r>
         <w:rPr>
           <w:rFonts w:ascii="Times New Roman" w:hAnsi="Times New Roman" w:eastAsia="宋体"/>
-          <w:b w:val="0"/>
-          <w:sz w:val="24"/>
-        </w:rPr>
-        <w:t>）旧约中的诗有些是很强烈的、比喻性的词句，常常带着很深的情感，表现出作者对神的荣耀和真理的极度关切；我们解释这类经文时，不要把它们跟那些冷漠、照着字面上解释的散文同等对待。（参看诗五十八6）</w:t>
+          <w:b/>
+          <w:sz w:val="24"/>
+        </w:rPr>
+        <w:t>）旧约中的诗有些是很强烈的、比喻性的词句，常常带着很深的情感，表现出作者对神的荣耀和真理的极度关切；</w:t>
+      </w:r>
+      <w:r>
+        <w:rPr>
+          <w:rFonts w:ascii="Times New Roman" w:hAnsi="Times New Roman" w:eastAsia="宋体"/>
+          <w:b w:val="0"/>
+          <w:sz w:val="24"/>
+        </w:rPr>
+        <w:t>我们解释这类经文时，不要把它们跟那些冷漠、照着字面上解释的散文同等对待。（参看诗五十八6）</w:t>
       </w:r>
     </w:p>
     <w:p>
@@ -13848,7 +14528,7 @@
       <w:r>
         <w:rPr>
           <w:rFonts w:ascii="Times New Roman" w:hAnsi="Times New Roman" w:eastAsia="宋体"/>
-          <w:b w:val="0"/>
+          <w:b/>
           <w:sz w:val="24"/>
         </w:rPr>
         <w:t>好的、坏的——</w:t>
